--- a/Lab 2/Lab2_Worklog_Week2.docx
+++ b/Lab 2/Lab2_Worklog_Week2.docx
@@ -238,7 +238,7 @@
           <w:i/>
           <w:sz w:val="19"/>
         </w:rPr>
-        <w:t xml:space="preserve">My checklist for this week – ticked = done, unticked = still to do. Everything is in </w:t>
+        <w:t xml:space="preserve">My checklist for this week – ticked = done, unticked = still to do. My notebook is </w:t>
       </w:r>
       <w:r>
         <w:rPr>
@@ -247,7 +247,7 @@
           <w:i/>
           <w:sz w:val="18"/>
         </w:rPr>
-        <w:t>Lab 2/Lab2_smolagents_agent.ipynb</w:t>
+        <w:t>Lab 2/Lab2_completed.ipynb</w:t>
       </w:r>
       <w:r>
         <w:rPr>
@@ -256,7 +256,7 @@
           <w:i/>
           <w:sz w:val="19"/>
         </w:rPr>
-        <w:t xml:space="preserve"> in my repo. (Yellow bits fill in by themselves once I've run the notebook and rebuilt this worklog.)</w:t>
+        <w:t xml:space="preserve"> in my repo.</w:t>
       </w:r>
     </w:p>
     <w:tbl>
@@ -456,7 +456,232 @@
                 <w:i w:val="0"/>
                 <w:sz w:val="18"/>
               </w:rPr>
-              <w:t xml:space="preserve">Notebook </w:t>
+              <w:t>Installed smolagents + made a Hugging Face token (step 1)</w:t>
+            </w:r>
+          </w:p>
+        </w:tc>
+        <w:tc>
+          <w:tcPr>
+            <w:tcW w:type="dxa" w:w="3009"/>
+          </w:tcPr>
+          <w:p>
+            <w:pPr>
+              <w:spacing w:before="40" w:after="40"/>
+              <w:jc w:val="center"/>
+            </w:pPr>
+            <w:r>
+              <w:rPr>
+                <w:rFonts w:ascii="Arial" w:hAnsi="Arial" w:cs="Arial" w:eastAsia="Arial"/>
+                <w:b/>
+                <w:i w:val="0"/>
+                <w:color w:val="37863C"/>
+                <w:sz w:val="18"/>
+              </w:rPr>
+              <w:t>Done</w:t>
+            </w:r>
+          </w:p>
+        </w:tc>
+      </w:tr>
+      <w:tr>
+        <w:tc>
+          <w:tcPr>
+            <w:tcW w:type="dxa" w:w="3009"/>
+          </w:tcPr>
+          <w:p>
+            <w:pPr>
+              <w:spacing w:before="20" w:after="20"/>
+              <w:jc w:val="center"/>
+            </w:pPr>
+            <w:sdt>
+              <w:sdtPr>
+                <w:rPr>
+                  <w:rFonts w:ascii="MS Gothic" w:eastAsia="MS Gothic" w:hAnsi="MS Gothic"/>
+                  <w:sz w:val="22"/>
+                </w:rPr>
+                <w14:checkbox>
+                  <w14:checked w14:val="1"/>
+                  <w14:checkedState w14:val="2612" w14:font="MS Gothic"/>
+                  <w14:uncheckedState w14:val="2610" w14:font="MS Gothic"/>
+                </w14:checkbox>
+              </w:sdtPr>
+              <w:sdtContent>
+                <w:r>
+                  <w:rPr>
+                    <w:rFonts w:ascii="MS Gothic" w:eastAsia="MS Gothic" w:hAnsi="MS Gothic"/>
+                    <w:sz w:val="22"/>
+                  </w:rPr>
+                  <w:t>☒</w:t>
+                </w:r>
+              </w:sdtContent>
+            </w:sdt>
+          </w:p>
+        </w:tc>
+        <w:tc>
+          <w:tcPr>
+            <w:tcW w:type="dxa" w:w="3009"/>
+          </w:tcPr>
+          <w:p>
+            <w:pPr>
+              <w:spacing w:before="40" w:after="40"/>
+            </w:pPr>
+            <w:r>
+              <w:rPr>
+                <w:rFonts w:ascii="Arial" w:hAnsi="Arial" w:cs="Arial" w:eastAsia="Arial"/>
+                <w:b w:val="0"/>
+                <w:i w:val="0"/>
+                <w:sz w:val="18"/>
+              </w:rPr>
+              <w:t>Basic cloud agent with no tools – sum of 1 to 50 (step 2)</w:t>
+            </w:r>
+          </w:p>
+        </w:tc>
+        <w:tc>
+          <w:tcPr>
+            <w:tcW w:type="dxa" w:w="3009"/>
+          </w:tcPr>
+          <w:p>
+            <w:pPr>
+              <w:spacing w:before="40" w:after="40"/>
+              <w:jc w:val="center"/>
+            </w:pPr>
+            <w:r>
+              <w:rPr>
+                <w:rFonts w:ascii="Arial" w:hAnsi="Arial" w:cs="Arial" w:eastAsia="Arial"/>
+                <w:b/>
+                <w:i w:val="0"/>
+                <w:color w:val="37863C"/>
+                <w:sz w:val="18"/>
+              </w:rPr>
+              <w:t>Done</w:t>
+            </w:r>
+          </w:p>
+        </w:tc>
+      </w:tr>
+      <w:tr>
+        <w:tc>
+          <w:tcPr>
+            <w:tcW w:type="dxa" w:w="3009"/>
+          </w:tcPr>
+          <w:p>
+            <w:pPr>
+              <w:spacing w:before="20" w:after="20"/>
+              <w:jc w:val="center"/>
+            </w:pPr>
+            <w:sdt>
+              <w:sdtPr>
+                <w:rPr>
+                  <w:rFonts w:ascii="MS Gothic" w:eastAsia="MS Gothic" w:hAnsi="MS Gothic"/>
+                  <w:sz w:val="22"/>
+                </w:rPr>
+                <w14:checkbox>
+                  <w14:checked w14:val="1"/>
+                  <w14:checkedState w14:val="2612" w14:font="MS Gothic"/>
+                  <w14:uncheckedState w14:val="2610" w14:font="MS Gothic"/>
+                </w14:checkbox>
+              </w:sdtPr>
+              <w:sdtContent>
+                <w:r>
+                  <w:rPr>
+                    <w:rFonts w:ascii="MS Gothic" w:eastAsia="MS Gothic" w:hAnsi="MS Gothic"/>
+                    <w:sz w:val="22"/>
+                  </w:rPr>
+                  <w:t>☒</w:t>
+                </w:r>
+              </w:sdtContent>
+            </w:sdt>
+          </w:p>
+        </w:tc>
+        <w:tc>
+          <w:tcPr>
+            <w:tcW w:type="dxa" w:w="3009"/>
+          </w:tcPr>
+          <w:p>
+            <w:pPr>
+              <w:spacing w:before="40" w:after="40"/>
+            </w:pPr>
+            <w:r>
+              <w:rPr>
+                <w:rFonts w:ascii="Arial" w:hAnsi="Arial" w:cs="Arial" w:eastAsia="Arial"/>
+                <w:b w:val="0"/>
+                <w:i w:val="0"/>
+                <w:sz w:val="18"/>
+              </w:rPr>
+              <w:t>DuckDuckGo search tool + two-step task (Melbourne population, then 15%) (step 3)</w:t>
+            </w:r>
+          </w:p>
+        </w:tc>
+        <w:tc>
+          <w:tcPr>
+            <w:tcW w:type="dxa" w:w="3009"/>
+          </w:tcPr>
+          <w:p>
+            <w:pPr>
+              <w:spacing w:before="40" w:after="40"/>
+              <w:jc w:val="center"/>
+            </w:pPr>
+            <w:r>
+              <w:rPr>
+                <w:rFonts w:ascii="Arial" w:hAnsi="Arial" w:cs="Arial" w:eastAsia="Arial"/>
+                <w:b/>
+                <w:i w:val="0"/>
+                <w:color w:val="37863C"/>
+                <w:sz w:val="18"/>
+              </w:rPr>
+              <w:t>Done</w:t>
+            </w:r>
+          </w:p>
+        </w:tc>
+      </w:tr>
+      <w:tr>
+        <w:tc>
+          <w:tcPr>
+            <w:tcW w:type="dxa" w:w="3009"/>
+          </w:tcPr>
+          <w:p>
+            <w:pPr>
+              <w:spacing w:before="20" w:after="20"/>
+              <w:jc w:val="center"/>
+            </w:pPr>
+            <w:sdt>
+              <w:sdtPr>
+                <w:rPr>
+                  <w:rFonts w:ascii="MS Gothic" w:eastAsia="MS Gothic" w:hAnsi="MS Gothic"/>
+                  <w:sz w:val="22"/>
+                </w:rPr>
+                <w14:checkbox>
+                  <w14:checked w14:val="1"/>
+                  <w14:checkedState w14:val="2612" w14:font="MS Gothic"/>
+                  <w14:uncheckedState w14:val="2610" w14:font="MS Gothic"/>
+                </w14:checkbox>
+              </w:sdtPr>
+              <w:sdtContent>
+                <w:r>
+                  <w:rPr>
+                    <w:rFonts w:ascii="MS Gothic" w:eastAsia="MS Gothic" w:hAnsi="MS Gothic"/>
+                    <w:sz w:val="22"/>
+                  </w:rPr>
+                  <w:t>☒</w:t>
+                </w:r>
+              </w:sdtContent>
+            </w:sdt>
+          </w:p>
+        </w:tc>
+        <w:tc>
+          <w:tcPr>
+            <w:tcW w:type="dxa" w:w="3009"/>
+          </w:tcPr>
+          <w:p>
+            <w:pPr>
+              <w:spacing w:before="40" w:after="40"/>
+            </w:pPr>
+            <w:r>
+              <w:rPr>
+                <w:rFonts w:ascii="Arial" w:hAnsi="Arial" w:cs="Arial" w:eastAsia="Arial"/>
+                <w:b w:val="0"/>
+                <w:i w:val="0"/>
+                <w:sz w:val="18"/>
+              </w:rPr>
+              <w:t xml:space="preserve">Looked inside </w:t>
             </w:r>
             <w:r>
               <w:rPr>
@@ -465,7 +690,7 @@
                 <w:i w:val="0"/>
                 <w:sz w:val="17"/>
               </w:rPr>
-              <w:t>Lab2_smolagents_agent.ipynb</w:t>
+              <w:t>agent.memory.steps</w:t>
             </w:r>
             <w:r>
               <w:rPr>
@@ -474,7 +699,100 @@
                 <w:i w:val="0"/>
                 <w:sz w:val="18"/>
               </w:rPr>
-              <w:t xml:space="preserve"> set up for all 7 steps</w:t>
+              <w:t xml:space="preserve"> (step 4)</w:t>
+            </w:r>
+          </w:p>
+        </w:tc>
+        <w:tc>
+          <w:tcPr>
+            <w:tcW w:type="dxa" w:w="3009"/>
+          </w:tcPr>
+          <w:p>
+            <w:pPr>
+              <w:spacing w:before="40" w:after="40"/>
+              <w:jc w:val="center"/>
+            </w:pPr>
+            <w:r>
+              <w:rPr>
+                <w:rFonts w:ascii="Arial" w:hAnsi="Arial" w:cs="Arial" w:eastAsia="Arial"/>
+                <w:b/>
+                <w:i w:val="0"/>
+                <w:color w:val="37863C"/>
+                <w:sz w:val="18"/>
+              </w:rPr>
+              <w:t>Done</w:t>
+            </w:r>
+          </w:p>
+        </w:tc>
+      </w:tr>
+      <w:tr>
+        <w:tc>
+          <w:tcPr>
+            <w:tcW w:type="dxa" w:w="3009"/>
+          </w:tcPr>
+          <w:p>
+            <w:pPr>
+              <w:spacing w:before="20" w:after="20"/>
+              <w:jc w:val="center"/>
+            </w:pPr>
+            <w:sdt>
+              <w:sdtPr>
+                <w:rPr>
+                  <w:rFonts w:ascii="MS Gothic" w:eastAsia="MS Gothic" w:hAnsi="MS Gothic"/>
+                  <w:sz w:val="22"/>
+                </w:rPr>
+                <w14:checkbox>
+                  <w14:checked w14:val="1"/>
+                  <w14:checkedState w14:val="2612" w14:font="MS Gothic"/>
+                  <w14:uncheckedState w14:val="2610" w14:font="MS Gothic"/>
+                </w14:checkbox>
+              </w:sdtPr>
+              <w:sdtContent>
+                <w:r>
+                  <w:rPr>
+                    <w:rFonts w:ascii="MS Gothic" w:eastAsia="MS Gothic" w:hAnsi="MS Gothic"/>
+                    <w:sz w:val="22"/>
+                  </w:rPr>
+                  <w:t>☒</w:t>
+                </w:r>
+              </w:sdtContent>
+            </w:sdt>
+          </w:p>
+        </w:tc>
+        <w:tc>
+          <w:tcPr>
+            <w:tcW w:type="dxa" w:w="3009"/>
+          </w:tcPr>
+          <w:p>
+            <w:pPr>
+              <w:spacing w:before="40" w:after="40"/>
+            </w:pPr>
+            <w:r>
+              <w:rPr>
+                <w:rFonts w:ascii="Arial" w:hAnsi="Arial" w:cs="Arial" w:eastAsia="Arial"/>
+                <w:b w:val="0"/>
+                <w:i w:val="0"/>
+                <w:sz w:val="18"/>
+              </w:rPr>
+              <w:t xml:space="preserve">Same task with the local </w:t>
+            </w:r>
+            <w:r>
+              <w:rPr>
+                <w:rFonts w:ascii="Consolas" w:hAnsi="Consolas" w:cs="Consolas" w:eastAsia="Consolas"/>
+                <w:b w:val="0"/>
+                <w:i w:val="0"/>
+                <w:sz w:val="17"/>
+              </w:rPr>
+              <w:t>TransformersModel</w:t>
+            </w:r>
+            <w:r>
+              <w:rPr>
+                <w:rFonts w:ascii="Arial" w:hAnsi="Arial" w:cs="Arial" w:eastAsia="Arial"/>
+                <w:b w:val="0"/>
+                <w:i w:val="0"/>
+                <w:sz w:val="18"/>
+              </w:rPr>
+              <w:t xml:space="preserve"> (step 5) – ran, didn't finish</w:t>
             </w:r>
           </w:p>
         </w:tc>
@@ -549,7 +867,7 @@
                 <w:i w:val="0"/>
                 <w:sz w:val="18"/>
               </w:rPr>
-              <w:t xml:space="preserve">Installed smolagents + made a Hugging Face token (kept in </w:t>
+              <w:t xml:space="preserve">Cloud vs local with </w:t>
             </w:r>
             <w:r>
               <w:rPr>
@@ -558,7 +876,7 @@
                 <w:i w:val="0"/>
                 <w:sz w:val="17"/>
               </w:rPr>
-              <w:t>.env</w:t>
+              <w:t>run_and_time</w:t>
             </w:r>
             <w:r>
               <w:rPr>
@@ -567,7 +885,7 @@
                 <w:i w:val="0"/>
                 <w:sz w:val="18"/>
               </w:rPr>
-              <w:t>) (step 1)</w:t>
+              <w:t xml:space="preserve"> (step 6) – blocked: free HF credits ran out (402)</w:t>
             </w:r>
           </w:p>
         </w:tc>
@@ -642,7 +960,25 @@
                 <w:i w:val="0"/>
                 <w:sz w:val="18"/>
               </w:rPr>
-              <w:t>Basic cloud agent with no tools (step 2)</w:t>
+              <w:t xml:space="preserve">Agent in </w:t>
+            </w:r>
+            <w:r>
+              <w:rPr>
+                <w:rFonts w:ascii="Consolas" w:hAnsi="Consolas" w:cs="Consolas" w:eastAsia="Consolas"/>
+                <w:b w:val="0"/>
+                <w:i w:val="0"/>
+                <w:sz w:val="17"/>
+              </w:rPr>
+              <w:t>GradioUI</w:t>
+            </w:r>
+            <w:r>
+              <w:rPr>
+                <w:rFonts w:ascii="Arial" w:hAnsi="Arial" w:cs="Arial" w:eastAsia="Arial"/>
+                <w:b w:val="0"/>
+                <w:i w:val="0"/>
+                <w:sz w:val="18"/>
+              </w:rPr>
+              <w:t xml:space="preserve"> (step 7) – launched; fix the model name typo for a working reply</w:t>
             </w:r>
           </w:p>
         </w:tc>
@@ -664,6 +1000,231 @@
                 <w:sz w:val="18"/>
               </w:rPr>
               <w:t>To do</w:t>
+            </w:r>
+          </w:p>
+        </w:tc>
+      </w:tr>
+      <w:tr>
+        <w:tc>
+          <w:tcPr>
+            <w:tcW w:type="dxa" w:w="3009"/>
+          </w:tcPr>
+          <w:p>
+            <w:pPr>
+              <w:spacing w:before="20" w:after="20"/>
+              <w:jc w:val="center"/>
+            </w:pPr>
+            <w:sdt>
+              <w:sdtPr>
+                <w:rPr>
+                  <w:rFonts w:ascii="MS Gothic" w:eastAsia="MS Gothic" w:hAnsi="MS Gothic"/>
+                  <w:sz w:val="22"/>
+                </w:rPr>
+                <w14:checkbox>
+                  <w14:checked w14:val="1"/>
+                  <w14:checkedState w14:val="2612" w14:font="MS Gothic"/>
+                  <w14:uncheckedState w14:val="2610" w14:font="MS Gothic"/>
+                </w14:checkbox>
+              </w:sdtPr>
+              <w:sdtContent>
+                <w:r>
+                  <w:rPr>
+                    <w:rFonts w:ascii="MS Gothic" w:eastAsia="MS Gothic" w:hAnsi="MS Gothic"/>
+                    <w:sz w:val="22"/>
+                  </w:rPr>
+                  <w:t>☒</w:t>
+                </w:r>
+              </w:sdtContent>
+            </w:sdt>
+          </w:p>
+        </w:tc>
+        <w:tc>
+          <w:tcPr>
+            <w:tcW w:type="dxa" w:w="3009"/>
+          </w:tcPr>
+          <w:p>
+            <w:pPr>
+              <w:spacing w:before="40" w:after="40"/>
+            </w:pPr>
+            <w:r>
+              <w:rPr>
+                <w:rFonts w:ascii="Arial" w:hAnsi="Arial" w:cs="Arial" w:eastAsia="Arial"/>
+                <w:b w:val="0"/>
+                <w:i w:val="0"/>
+                <w:sz w:val="18"/>
+              </w:rPr>
+              <w:t>Answered the 4 checkpoint questions</w:t>
+            </w:r>
+          </w:p>
+        </w:tc>
+        <w:tc>
+          <w:tcPr>
+            <w:tcW w:type="dxa" w:w="3009"/>
+          </w:tcPr>
+          <w:p>
+            <w:pPr>
+              <w:spacing w:before="40" w:after="40"/>
+              <w:jc w:val="center"/>
+            </w:pPr>
+            <w:r>
+              <w:rPr>
+                <w:rFonts w:ascii="Arial" w:hAnsi="Arial" w:cs="Arial" w:eastAsia="Arial"/>
+                <w:b/>
+                <w:i w:val="0"/>
+                <w:color w:val="37863C"/>
+                <w:sz w:val="18"/>
+              </w:rPr>
+              <w:t>Done</w:t>
+            </w:r>
+          </w:p>
+        </w:tc>
+      </w:tr>
+      <w:tr>
+        <w:tc>
+          <w:tcPr>
+            <w:tcW w:type="dxa" w:w="3009"/>
+          </w:tcPr>
+          <w:p>
+            <w:pPr>
+              <w:spacing w:before="20" w:after="20"/>
+              <w:jc w:val="center"/>
+            </w:pPr>
+            <w:sdt>
+              <w:sdtPr>
+                <w:rPr>
+                  <w:rFonts w:ascii="MS Gothic" w:eastAsia="MS Gothic" w:hAnsi="MS Gothic"/>
+                  <w:sz w:val="22"/>
+                </w:rPr>
+                <w14:checkbox>
+                  <w14:checked w14:val="1"/>
+                  <w14:checkedState w14:val="2612" w14:font="MS Gothic"/>
+                  <w14:uncheckedState w14:val="2610" w14:font="MS Gothic"/>
+                </w14:checkbox>
+              </w:sdtPr>
+              <w:sdtContent>
+                <w:r>
+                  <w:rPr>
+                    <w:rFonts w:ascii="MS Gothic" w:eastAsia="MS Gothic" w:hAnsi="MS Gothic"/>
+                    <w:sz w:val="22"/>
+                  </w:rPr>
+                  <w:t>☒</w:t>
+                </w:r>
+              </w:sdtContent>
+            </w:sdt>
+          </w:p>
+        </w:tc>
+        <w:tc>
+          <w:tcPr>
+            <w:tcW w:type="dxa" w:w="3009"/>
+          </w:tcPr>
+          <w:p>
+            <w:pPr>
+              <w:spacing w:before="40" w:after="40"/>
+            </w:pPr>
+            <w:r>
+              <w:rPr>
+                <w:rFonts w:ascii="Arial" w:hAnsi="Arial" w:cs="Arial" w:eastAsia="Arial"/>
+                <w:b w:val="0"/>
+                <w:i w:val="0"/>
+                <w:sz w:val="18"/>
+              </w:rPr>
+              <w:t>Class notes – agent architecture &amp; design patterns</w:t>
+            </w:r>
+          </w:p>
+        </w:tc>
+        <w:tc>
+          <w:tcPr>
+            <w:tcW w:type="dxa" w:w="3009"/>
+          </w:tcPr>
+          <w:p>
+            <w:pPr>
+              <w:spacing w:before="40" w:after="40"/>
+              <w:jc w:val="center"/>
+            </w:pPr>
+            <w:r>
+              <w:rPr>
+                <w:rFonts w:ascii="Arial" w:hAnsi="Arial" w:cs="Arial" w:eastAsia="Arial"/>
+                <w:b/>
+                <w:i w:val="0"/>
+                <w:color w:val="37863C"/>
+                <w:sz w:val="18"/>
+              </w:rPr>
+              <w:t>Done</w:t>
+            </w:r>
+          </w:p>
+        </w:tc>
+      </w:tr>
+      <w:tr>
+        <w:tc>
+          <w:tcPr>
+            <w:tcW w:type="dxa" w:w="3009"/>
+          </w:tcPr>
+          <w:p>
+            <w:pPr>
+              <w:spacing w:before="20" w:after="20"/>
+              <w:jc w:val="center"/>
+            </w:pPr>
+            <w:sdt>
+              <w:sdtPr>
+                <w:rPr>
+                  <w:rFonts w:ascii="MS Gothic" w:eastAsia="MS Gothic" w:hAnsi="MS Gothic"/>
+                  <w:sz w:val="22"/>
+                </w:rPr>
+                <w14:checkbox>
+                  <w14:checked w14:val="1"/>
+                  <w14:checkedState w14:val="2612" w14:font="MS Gothic"/>
+                  <w14:uncheckedState w14:val="2610" w14:font="MS Gothic"/>
+                </w14:checkbox>
+              </w:sdtPr>
+              <w:sdtContent>
+                <w:r>
+                  <w:rPr>
+                    <w:rFonts w:ascii="MS Gothic" w:eastAsia="MS Gothic" w:hAnsi="MS Gothic"/>
+                    <w:sz w:val="22"/>
+                  </w:rPr>
+                  <w:t>☒</w:t>
+                </w:r>
+              </w:sdtContent>
+            </w:sdt>
+          </w:p>
+        </w:tc>
+        <w:tc>
+          <w:tcPr>
+            <w:tcW w:type="dxa" w:w="3009"/>
+          </w:tcPr>
+          <w:p>
+            <w:pPr>
+              <w:spacing w:before="40" w:after="40"/>
+            </w:pPr>
+            <w:r>
+              <w:rPr>
+                <w:rFonts w:ascii="Arial" w:hAnsi="Arial" w:cs="Arial" w:eastAsia="Arial"/>
+                <w:b w:val="0"/>
+                <w:i w:val="0"/>
+                <w:sz w:val="18"/>
+              </w:rPr>
+              <w:t>Took the HF token out of the notebook I hand in</w:t>
+            </w:r>
+          </w:p>
+        </w:tc>
+        <w:tc>
+          <w:tcPr>
+            <w:tcW w:type="dxa" w:w="3009"/>
+          </w:tcPr>
+          <w:p>
+            <w:pPr>
+              <w:spacing w:before="40" w:after="40"/>
+              <w:jc w:val="center"/>
+            </w:pPr>
+            <w:r>
+              <w:rPr>
+                <w:rFonts w:ascii="Arial" w:hAnsi="Arial" w:cs="Arial" w:eastAsia="Arial"/>
+                <w:b/>
+                <w:i w:val="0"/>
+                <w:color w:val="37863C"/>
+                <w:sz w:val="18"/>
+              </w:rPr>
+              <w:t>Done</w:t>
             </w:r>
           </w:p>
         </w:tc>
@@ -717,528 +1278,6 @@
                 <w:i w:val="0"/>
                 <w:sz w:val="18"/>
               </w:rPr>
-              <w:t>Web search tool + a two-step task, watched Thought → Code → Observation (step 3)</w:t>
-            </w:r>
-          </w:p>
-        </w:tc>
-        <w:tc>
-          <w:tcPr>
-            <w:tcW w:type="dxa" w:w="3009"/>
-          </w:tcPr>
-          <w:p>
-            <w:pPr>
-              <w:spacing w:before="40" w:after="40"/>
-              <w:jc w:val="center"/>
-            </w:pPr>
-            <w:r>
-              <w:rPr>
-                <w:rFonts w:ascii="Arial" w:hAnsi="Arial" w:cs="Arial" w:eastAsia="Arial"/>
-                <w:b/>
-                <w:i w:val="0"/>
-                <w:color w:val="C05000"/>
-                <w:sz w:val="18"/>
-              </w:rPr>
-              <w:t>To do</w:t>
-            </w:r>
-          </w:p>
-        </w:tc>
-      </w:tr>
-      <w:tr>
-        <w:tc>
-          <w:tcPr>
-            <w:tcW w:type="dxa" w:w="3009"/>
-          </w:tcPr>
-          <w:p>
-            <w:pPr>
-              <w:spacing w:before="20" w:after="20"/>
-              <w:jc w:val="center"/>
-            </w:pPr>
-            <w:sdt>
-              <w:sdtPr>
-                <w:rPr>
-                  <w:rFonts w:ascii="MS Gothic" w:eastAsia="MS Gothic" w:hAnsi="MS Gothic"/>
-                  <w:sz w:val="22"/>
-                </w:rPr>
-                <w14:checkbox>
-                  <w14:checked w14:val="0"/>
-                  <w14:checkedState w14:val="2612" w14:font="MS Gothic"/>
-                  <w14:uncheckedState w14:val="2610" w14:font="MS Gothic"/>
-                </w14:checkbox>
-              </w:sdtPr>
-              <w:sdtContent>
-                <w:r>
-                  <w:rPr>
-                    <w:rFonts w:ascii="MS Gothic" w:eastAsia="MS Gothic" w:hAnsi="MS Gothic"/>
-                    <w:sz w:val="22"/>
-                  </w:rPr>
-                  <w:t>☐</w:t>
-                </w:r>
-              </w:sdtContent>
-            </w:sdt>
-          </w:p>
-        </w:tc>
-        <w:tc>
-          <w:tcPr>
-            <w:tcW w:type="dxa" w:w="3009"/>
-          </w:tcPr>
-          <w:p>
-            <w:pPr>
-              <w:spacing w:before="40" w:after="40"/>
-            </w:pPr>
-            <w:r>
-              <w:rPr>
-                <w:rFonts w:ascii="Arial" w:hAnsi="Arial" w:cs="Arial" w:eastAsia="Arial"/>
-                <w:b w:val="0"/>
-                <w:i w:val="0"/>
-                <w:sz w:val="18"/>
-              </w:rPr>
-              <w:t xml:space="preserve">Looked inside </w:t>
-            </w:r>
-            <w:r>
-              <w:rPr>
-                <w:rFonts w:ascii="Consolas" w:hAnsi="Consolas" w:cs="Consolas" w:eastAsia="Consolas"/>
-                <w:b w:val="0"/>
-                <w:i w:val="0"/>
-                <w:sz w:val="17"/>
-              </w:rPr>
-              <w:t>agent.memory.steps</w:t>
-            </w:r>
-            <w:r>
-              <w:rPr>
-                <w:rFonts w:ascii="Arial" w:hAnsi="Arial" w:cs="Arial" w:eastAsia="Arial"/>
-                <w:b w:val="0"/>
-                <w:i w:val="0"/>
-                <w:sz w:val="18"/>
-              </w:rPr>
-              <w:t xml:space="preserve"> + follow-up question to test memory (step 4)</w:t>
-            </w:r>
-          </w:p>
-        </w:tc>
-        <w:tc>
-          <w:tcPr>
-            <w:tcW w:type="dxa" w:w="3009"/>
-          </w:tcPr>
-          <w:p>
-            <w:pPr>
-              <w:spacing w:before="40" w:after="40"/>
-              <w:jc w:val="center"/>
-            </w:pPr>
-            <w:r>
-              <w:rPr>
-                <w:rFonts w:ascii="Arial" w:hAnsi="Arial" w:cs="Arial" w:eastAsia="Arial"/>
-                <w:b/>
-                <w:i w:val="0"/>
-                <w:color w:val="C05000"/>
-                <w:sz w:val="18"/>
-              </w:rPr>
-              <w:t>To do</w:t>
-            </w:r>
-          </w:p>
-        </w:tc>
-      </w:tr>
-      <w:tr>
-        <w:tc>
-          <w:tcPr>
-            <w:tcW w:type="dxa" w:w="3009"/>
-          </w:tcPr>
-          <w:p>
-            <w:pPr>
-              <w:spacing w:before="20" w:after="20"/>
-              <w:jc w:val="center"/>
-            </w:pPr>
-            <w:sdt>
-              <w:sdtPr>
-                <w:rPr>
-                  <w:rFonts w:ascii="MS Gothic" w:eastAsia="MS Gothic" w:hAnsi="MS Gothic"/>
-                  <w:sz w:val="22"/>
-                </w:rPr>
-                <w14:checkbox>
-                  <w14:checked w14:val="0"/>
-                  <w14:checkedState w14:val="2612" w14:font="MS Gothic"/>
-                  <w14:uncheckedState w14:val="2610" w14:font="MS Gothic"/>
-                </w14:checkbox>
-              </w:sdtPr>
-              <w:sdtContent>
-                <w:r>
-                  <w:rPr>
-                    <w:rFonts w:ascii="MS Gothic" w:eastAsia="MS Gothic" w:hAnsi="MS Gothic"/>
-                    <w:sz w:val="22"/>
-                  </w:rPr>
-                  <w:t>☐</w:t>
-                </w:r>
-              </w:sdtContent>
-            </w:sdt>
-          </w:p>
-        </w:tc>
-        <w:tc>
-          <w:tcPr>
-            <w:tcW w:type="dxa" w:w="3009"/>
-          </w:tcPr>
-          <w:p>
-            <w:pPr>
-              <w:spacing w:before="40" w:after="40"/>
-            </w:pPr>
-            <w:r>
-              <w:rPr>
-                <w:rFonts w:ascii="Arial" w:hAnsi="Arial" w:cs="Arial" w:eastAsia="Arial"/>
-                <w:b w:val="0"/>
-                <w:i w:val="0"/>
-                <w:sz w:val="18"/>
-              </w:rPr>
-              <w:t xml:space="preserve">Same task with the local </w:t>
-            </w:r>
-            <w:r>
-              <w:rPr>
-                <w:rFonts w:ascii="Consolas" w:hAnsi="Consolas" w:cs="Consolas" w:eastAsia="Consolas"/>
-                <w:b w:val="0"/>
-                <w:i w:val="0"/>
-                <w:sz w:val="17"/>
-              </w:rPr>
-              <w:t>TransformersModel</w:t>
-            </w:r>
-            <w:r>
-              <w:rPr>
-                <w:rFonts w:ascii="Arial" w:hAnsi="Arial" w:cs="Arial" w:eastAsia="Arial"/>
-                <w:b w:val="0"/>
-                <w:i w:val="0"/>
-                <w:sz w:val="18"/>
-              </w:rPr>
-              <w:t xml:space="preserve"> (step 5)</w:t>
-            </w:r>
-          </w:p>
-        </w:tc>
-        <w:tc>
-          <w:tcPr>
-            <w:tcW w:type="dxa" w:w="3009"/>
-          </w:tcPr>
-          <w:p>
-            <w:pPr>
-              <w:spacing w:before="40" w:after="40"/>
-              <w:jc w:val="center"/>
-            </w:pPr>
-            <w:r>
-              <w:rPr>
-                <w:rFonts w:ascii="Arial" w:hAnsi="Arial" w:cs="Arial" w:eastAsia="Arial"/>
-                <w:b/>
-                <w:i w:val="0"/>
-                <w:color w:val="C05000"/>
-                <w:sz w:val="18"/>
-              </w:rPr>
-              <w:t>To do</w:t>
-            </w:r>
-          </w:p>
-        </w:tc>
-      </w:tr>
-      <w:tr>
-        <w:tc>
-          <w:tcPr>
-            <w:tcW w:type="dxa" w:w="3009"/>
-          </w:tcPr>
-          <w:p>
-            <w:pPr>
-              <w:spacing w:before="20" w:after="20"/>
-              <w:jc w:val="center"/>
-            </w:pPr>
-            <w:sdt>
-              <w:sdtPr>
-                <w:rPr>
-                  <w:rFonts w:ascii="MS Gothic" w:eastAsia="MS Gothic" w:hAnsi="MS Gothic"/>
-                  <w:sz w:val="22"/>
-                </w:rPr>
-                <w14:checkbox>
-                  <w14:checked w14:val="0"/>
-                  <w14:checkedState w14:val="2612" w14:font="MS Gothic"/>
-                  <w14:uncheckedState w14:val="2610" w14:font="MS Gothic"/>
-                </w14:checkbox>
-              </w:sdtPr>
-              <w:sdtContent>
-                <w:r>
-                  <w:rPr>
-                    <w:rFonts w:ascii="MS Gothic" w:eastAsia="MS Gothic" w:hAnsi="MS Gothic"/>
-                    <w:sz w:val="22"/>
-                  </w:rPr>
-                  <w:t>☐</w:t>
-                </w:r>
-              </w:sdtContent>
-            </w:sdt>
-          </w:p>
-        </w:tc>
-        <w:tc>
-          <w:tcPr>
-            <w:tcW w:type="dxa" w:w="3009"/>
-          </w:tcPr>
-          <w:p>
-            <w:pPr>
-              <w:spacing w:before="40" w:after="40"/>
-            </w:pPr>
-            <w:r>
-              <w:rPr>
-                <w:rFonts w:ascii="Arial" w:hAnsi="Arial" w:cs="Arial" w:eastAsia="Arial"/>
-                <w:b w:val="0"/>
-                <w:i w:val="0"/>
-                <w:sz w:val="18"/>
-              </w:rPr>
-              <w:t xml:space="preserve">Cloud vs local comparison with </w:t>
-            </w:r>
-            <w:r>
-              <w:rPr>
-                <w:rFonts w:ascii="Consolas" w:hAnsi="Consolas" w:cs="Consolas" w:eastAsia="Consolas"/>
-                <w:b w:val="0"/>
-                <w:i w:val="0"/>
-                <w:sz w:val="17"/>
-              </w:rPr>
-              <w:t>run_and_time</w:t>
-            </w:r>
-            <w:r>
-              <w:rPr>
-                <w:rFonts w:ascii="Arial" w:hAnsi="Arial" w:cs="Arial" w:eastAsia="Arial"/>
-                <w:b w:val="0"/>
-                <w:i w:val="0"/>
-                <w:sz w:val="18"/>
-              </w:rPr>
-              <w:t xml:space="preserve"> (step 6)</w:t>
-            </w:r>
-          </w:p>
-        </w:tc>
-        <w:tc>
-          <w:tcPr>
-            <w:tcW w:type="dxa" w:w="3009"/>
-          </w:tcPr>
-          <w:p>
-            <w:pPr>
-              <w:spacing w:before="40" w:after="40"/>
-              <w:jc w:val="center"/>
-            </w:pPr>
-            <w:r>
-              <w:rPr>
-                <w:rFonts w:ascii="Arial" w:hAnsi="Arial" w:cs="Arial" w:eastAsia="Arial"/>
-                <w:b/>
-                <w:i w:val="0"/>
-                <w:color w:val="C05000"/>
-                <w:sz w:val="18"/>
-              </w:rPr>
-              <w:t>To do</w:t>
-            </w:r>
-          </w:p>
-        </w:tc>
-      </w:tr>
-      <w:tr>
-        <w:tc>
-          <w:tcPr>
-            <w:tcW w:type="dxa" w:w="3009"/>
-          </w:tcPr>
-          <w:p>
-            <w:pPr>
-              <w:spacing w:before="20" w:after="20"/>
-              <w:jc w:val="center"/>
-            </w:pPr>
-            <w:sdt>
-              <w:sdtPr>
-                <w:rPr>
-                  <w:rFonts w:ascii="MS Gothic" w:eastAsia="MS Gothic" w:hAnsi="MS Gothic"/>
-                  <w:sz w:val="22"/>
-                </w:rPr>
-                <w14:checkbox>
-                  <w14:checked w14:val="0"/>
-                  <w14:checkedState w14:val="2612" w14:font="MS Gothic"/>
-                  <w14:uncheckedState w14:val="2610" w14:font="MS Gothic"/>
-                </w14:checkbox>
-              </w:sdtPr>
-              <w:sdtContent>
-                <w:r>
-                  <w:rPr>
-                    <w:rFonts w:ascii="MS Gothic" w:eastAsia="MS Gothic" w:hAnsi="MS Gothic"/>
-                    <w:sz w:val="22"/>
-                  </w:rPr>
-                  <w:t>☐</w:t>
-                </w:r>
-              </w:sdtContent>
-            </w:sdt>
-          </w:p>
-        </w:tc>
-        <w:tc>
-          <w:tcPr>
-            <w:tcW w:type="dxa" w:w="3009"/>
-          </w:tcPr>
-          <w:p>
-            <w:pPr>
-              <w:spacing w:before="40" w:after="40"/>
-            </w:pPr>
-            <w:r>
-              <w:rPr>
-                <w:rFonts w:ascii="Arial" w:hAnsi="Arial" w:cs="Arial" w:eastAsia="Arial"/>
-                <w:b w:val="0"/>
-                <w:i w:val="0"/>
-                <w:sz w:val="18"/>
-              </w:rPr>
-              <w:t xml:space="preserve">Agent in a </w:t>
-            </w:r>
-            <w:r>
-              <w:rPr>
-                <w:rFonts w:ascii="Consolas" w:hAnsi="Consolas" w:cs="Consolas" w:eastAsia="Consolas"/>
-                <w:b w:val="0"/>
-                <w:i w:val="0"/>
-                <w:sz w:val="17"/>
-              </w:rPr>
-              <w:t>GradioUI</w:t>
-            </w:r>
-            <w:r>
-              <w:rPr>
-                <w:rFonts w:ascii="Arial" w:hAnsi="Arial" w:cs="Arial" w:eastAsia="Arial"/>
-                <w:b w:val="0"/>
-                <w:i w:val="0"/>
-                <w:sz w:val="18"/>
-              </w:rPr>
-              <w:t xml:space="preserve"> chat (step 7)</w:t>
-            </w:r>
-          </w:p>
-        </w:tc>
-        <w:tc>
-          <w:tcPr>
-            <w:tcW w:type="dxa" w:w="3009"/>
-          </w:tcPr>
-          <w:p>
-            <w:pPr>
-              <w:spacing w:before="40" w:after="40"/>
-              <w:jc w:val="center"/>
-            </w:pPr>
-            <w:r>
-              <w:rPr>
-                <w:rFonts w:ascii="Arial" w:hAnsi="Arial" w:cs="Arial" w:eastAsia="Arial"/>
-                <w:b/>
-                <w:i w:val="0"/>
-                <w:color w:val="C05000"/>
-                <w:sz w:val="18"/>
-              </w:rPr>
-              <w:t>To do</w:t>
-            </w:r>
-          </w:p>
-        </w:tc>
-      </w:tr>
-      <w:tr>
-        <w:tc>
-          <w:tcPr>
-            <w:tcW w:type="dxa" w:w="3009"/>
-          </w:tcPr>
-          <w:p>
-            <w:pPr>
-              <w:spacing w:before="20" w:after="20"/>
-              <w:jc w:val="center"/>
-            </w:pPr>
-            <w:sdt>
-              <w:sdtPr>
-                <w:rPr>
-                  <w:rFonts w:ascii="MS Gothic" w:eastAsia="MS Gothic" w:hAnsi="MS Gothic"/>
-                  <w:sz w:val="22"/>
-                </w:rPr>
-                <w14:checkbox>
-                  <w14:checked w14:val="0"/>
-                  <w14:checkedState w14:val="2612" w14:font="MS Gothic"/>
-                  <w14:uncheckedState w14:val="2610" w14:font="MS Gothic"/>
-                </w14:checkbox>
-              </w:sdtPr>
-              <w:sdtContent>
-                <w:r>
-                  <w:rPr>
-                    <w:rFonts w:ascii="MS Gothic" w:eastAsia="MS Gothic" w:hAnsi="MS Gothic"/>
-                    <w:sz w:val="22"/>
-                  </w:rPr>
-                  <w:t>☐</w:t>
-                </w:r>
-              </w:sdtContent>
-            </w:sdt>
-          </w:p>
-        </w:tc>
-        <w:tc>
-          <w:tcPr>
-            <w:tcW w:type="dxa" w:w="3009"/>
-          </w:tcPr>
-          <w:p>
-            <w:pPr>
-              <w:spacing w:before="40" w:after="40"/>
-            </w:pPr>
-            <w:r>
-              <w:rPr>
-                <w:rFonts w:ascii="Arial" w:hAnsi="Arial" w:cs="Arial" w:eastAsia="Arial"/>
-                <w:b w:val="0"/>
-                <w:i w:val="0"/>
-                <w:sz w:val="18"/>
-              </w:rPr>
-              <w:t>Answered the 4 checkpoint questions</w:t>
-            </w:r>
-          </w:p>
-        </w:tc>
-        <w:tc>
-          <w:tcPr>
-            <w:tcW w:type="dxa" w:w="3009"/>
-          </w:tcPr>
-          <w:p>
-            <w:pPr>
-              <w:spacing w:before="40" w:after="40"/>
-              <w:jc w:val="center"/>
-            </w:pPr>
-            <w:r>
-              <w:rPr>
-                <w:rFonts w:ascii="Arial" w:hAnsi="Arial" w:cs="Arial" w:eastAsia="Arial"/>
-                <w:b/>
-                <w:i w:val="0"/>
-                <w:color w:val="C05000"/>
-                <w:sz w:val="18"/>
-              </w:rPr>
-              <w:t>To do</w:t>
-            </w:r>
-          </w:p>
-        </w:tc>
-      </w:tr>
-      <w:tr>
-        <w:tc>
-          <w:tcPr>
-            <w:tcW w:type="dxa" w:w="3009"/>
-          </w:tcPr>
-          <w:p>
-            <w:pPr>
-              <w:spacing w:before="20" w:after="20"/>
-              <w:jc w:val="center"/>
-            </w:pPr>
-            <w:sdt>
-              <w:sdtPr>
-                <w:rPr>
-                  <w:rFonts w:ascii="MS Gothic" w:eastAsia="MS Gothic" w:hAnsi="MS Gothic"/>
-                  <w:sz w:val="22"/>
-                </w:rPr>
-                <w14:checkbox>
-                  <w14:checked w14:val="0"/>
-                  <w14:checkedState w14:val="2612" w14:font="MS Gothic"/>
-                  <w14:uncheckedState w14:val="2610" w14:font="MS Gothic"/>
-                </w14:checkbox>
-              </w:sdtPr>
-              <w:sdtContent>
-                <w:r>
-                  <w:rPr>
-                    <w:rFonts w:ascii="MS Gothic" w:eastAsia="MS Gothic" w:hAnsi="MS Gothic"/>
-                    <w:sz w:val="22"/>
-                  </w:rPr>
-                  <w:t>☐</w:t>
-                </w:r>
-              </w:sdtContent>
-            </w:sdt>
-          </w:p>
-        </w:tc>
-        <w:tc>
-          <w:tcPr>
-            <w:tcW w:type="dxa" w:w="3009"/>
-          </w:tcPr>
-          <w:p>
-            <w:pPr>
-              <w:spacing w:before="40" w:after="40"/>
-            </w:pPr>
-            <w:r>
-              <w:rPr>
-                <w:rFonts w:ascii="Arial" w:hAnsi="Arial" w:cs="Arial" w:eastAsia="Arial"/>
-                <w:b w:val="0"/>
-                <w:i w:val="0"/>
-                <w:sz w:val="18"/>
-              </w:rPr>
               <w:t>Screenshots added (yellow boxes below)</w:t>
             </w:r>
           </w:p>
@@ -1277,7 +1316,7 @@
           <w:i/>
           <w:sz w:val="17"/>
         </w:rPr>
-        <w:t>Progress: 2/11 items done</w:t>
+        <w:t>Progress: 9/12 items done</w:t>
       </w:r>
     </w:p>
     <w:p>
@@ -1633,7 +1672,7 @@
                 <w:i w:val="0"/>
                 <w:sz w:val="17"/>
               </w:rPr>
-              <w:t>smolagents[toolkit]</w:t>
+              <w:t>smolagents</w:t>
             </w:r>
             <w:r>
               <w:rPr>
@@ -1642,7 +1681,7 @@
                 <w:i w:val="0"/>
                 <w:sz w:val="18"/>
               </w:rPr>
-              <w:t xml:space="preserve"> and </w:t>
+              <w:t xml:space="preserve"> (with the toolkit and transformers extras) in my </w:t>
             </w:r>
             <w:r>
               <w:rPr>
@@ -1651,7 +1690,7 @@
                 <w:i w:val="0"/>
                 <w:sz w:val="17"/>
               </w:rPr>
-              <w:t>smolagents[transformers]</w:t>
+              <w:t>ollama_venv</w:t>
             </w:r>
             <w:r>
               <w:rPr>
@@ -1660,9 +1699,181 @@
                 <w:i w:val="0"/>
                 <w:sz w:val="18"/>
               </w:rPr>
-              <w:t>.</w:t>
-            </w:r>
-          </w:p>
+              <w:t xml:space="preserve"> environment and made a free Hugging Face access token.</w:t>
+            </w:r>
+          </w:p>
+        </w:tc>
+        <w:tc>
+          <w:tcPr>
+            <w:tcW w:w="883" w:type="dxa"/>
+          </w:tcPr>
+          <w:p>
+            <w:pPr>
+              <w:spacing w:before="80" w:after="40"/>
+              <w:jc w:val="center"/>
+            </w:pPr>
+            <w:r>
+              <w:rPr>
+                <w:rFonts w:ascii="Arial" w:hAnsi="Arial" w:cs="Arial" w:eastAsia="Arial"/>
+                <w:b/>
+                <w:i w:val="0"/>
+                <w:sz w:val="19"/>
+              </w:rPr>
+              <w:t>0.5 h</w:t>
+            </w:r>
+          </w:p>
+        </w:tc>
+        <w:tc>
+          <w:tcPr>
+            <w:tcW w:w="2383" w:type="dxa"/>
+          </w:tcPr>
+          <w:p>
+            <w:pPr>
+              <w:spacing w:before="80" w:after="20"/>
+            </w:pPr>
+            <w:r>
+              <w:rPr>
+                <w:rFonts w:ascii="Arial" w:hAnsi="Arial" w:cs="Arial" w:eastAsia="Arial"/>
+                <w:b/>
+                <w:i w:val="0"/>
+                <w:sz w:val="19"/>
+              </w:rPr>
+              <w:t>Learning:</w:t>
+            </w:r>
+          </w:p>
+          <w:p>
+            <w:pPr>
+              <w:pStyle w:val="ListParagraph"/>
+              <w:numPr>
+                <w:ilvl w:val="0"/>
+                <w:numId w:val="1"/>
+              </w:numPr>
+              <w:spacing w:before="0" w:after="40"/>
+            </w:pPr>
+            <w:r>
+              <w:rPr>
+                <w:rFonts w:ascii="Arial" w:hAnsi="Arial" w:cs="Arial" w:eastAsia="Arial"/>
+                <w:b w:val="0"/>
+                <w:i w:val="0"/>
+                <w:sz w:val="17"/>
+              </w:rPr>
+              <w:t>A framework like smolagents runs the 'ask the model → use a tool → ask again' loop for me.</w:t>
+            </w:r>
+          </w:p>
+          <w:p>
+            <w:pPr>
+              <w:spacing w:before="80" w:after="20"/>
+            </w:pPr>
+            <w:r>
+              <w:rPr>
+                <w:rFonts w:ascii="Arial" w:hAnsi="Arial" w:cs="Arial" w:eastAsia="Arial"/>
+                <w:b/>
+                <w:i w:val="0"/>
+                <w:sz w:val="19"/>
+              </w:rPr>
+              <w:t>Problems:</w:t>
+            </w:r>
+          </w:p>
+          <w:p>
+            <w:pPr>
+              <w:pStyle w:val="ListParagraph"/>
+              <w:numPr>
+                <w:ilvl w:val="0"/>
+                <w:numId w:val="1"/>
+              </w:numPr>
+              <w:spacing w:before="0" w:after="40"/>
+            </w:pPr>
+            <w:r>
+              <w:rPr>
+                <w:rFonts w:ascii="Arial" w:hAnsi="Arial" w:cs="Arial" w:eastAsia="Arial"/>
+                <w:b w:val="0"/>
+                <w:i w:val="0"/>
+                <w:sz w:val="17"/>
+              </w:rPr>
+              <w:t xml:space="preserve">I typed the HF token straight into the notebook (three cells). Anyone who sees it could use my account, so I took it out of the copy I hand in – it should come from the </w:t>
+            </w:r>
+            <w:r>
+              <w:rPr>
+                <w:rFonts w:ascii="Consolas" w:hAnsi="Consolas" w:cs="Consolas" w:eastAsia="Consolas"/>
+                <w:b w:val="0"/>
+                <w:i w:val="0"/>
+                <w:sz w:val="16"/>
+              </w:rPr>
+              <w:t>HF_TOKEN</w:t>
+            </w:r>
+            <w:r>
+              <w:rPr>
+                <w:rFonts w:ascii="Arial" w:hAnsi="Arial" w:cs="Arial" w:eastAsia="Arial"/>
+                <w:b w:val="0"/>
+                <w:i w:val="0"/>
+                <w:sz w:val="17"/>
+              </w:rPr>
+              <w:t xml:space="preserve"> environment variable.</w:t>
+            </w:r>
+          </w:p>
+          <w:p>
+            <w:pPr>
+              <w:pStyle w:val="ListParagraph"/>
+              <w:numPr>
+                <w:ilvl w:val="0"/>
+                <w:numId w:val="1"/>
+              </w:numPr>
+              <w:spacing w:before="0" w:after="40"/>
+            </w:pPr>
+            <w:r>
+              <w:rPr>
+                <w:rFonts w:ascii="Arial" w:hAnsi="Arial" w:cs="Arial" w:eastAsia="Arial"/>
+                <w:b w:val="0"/>
+                <w:i w:val="0"/>
+                <w:sz w:val="17"/>
+              </w:rPr>
+              <w:t>Importing smolagents printed a 'TqdmWarning: IProgress not found' – harmless.</w:t>
+            </w:r>
+          </w:p>
+        </w:tc>
+      </w:tr>
+      <w:tr>
+        <w:trPr>
+          <w:cantSplit/>
+          <w:trHeight w:val="595"/>
+        </w:trPr>
+        <w:tc>
+          <w:tcPr>
+            <w:tcW w:w="1555" w:type="dxa"/>
+          </w:tcPr>
+          <w:p>
+            <w:pPr>
+              <w:spacing w:before="80" w:after="40"/>
+            </w:pPr>
+            <w:r>
+              <w:rPr>
+                <w:rFonts w:ascii="Arial" w:hAnsi="Arial" w:cs="Arial" w:eastAsia="Arial"/>
+                <w:b/>
+                <w:i w:val="0"/>
+                <w:sz w:val="19"/>
+              </w:rPr>
+              <w:t>Cloud agent, no tools</w:t>
+            </w:r>
+          </w:p>
+          <w:p>
+            <w:pPr>
+              <w:spacing w:before="0" w:after="40"/>
+            </w:pPr>
+            <w:r>
+              <w:rPr>
+                <w:rFonts w:ascii="Arial" w:hAnsi="Arial" w:cs="Arial" w:eastAsia="Arial"/>
+                <w:b w:val="0"/>
+                <w:i/>
+                <w:sz w:val="17"/>
+              </w:rPr>
+              <w:t>Step 2</w:t>
+            </w:r>
+          </w:p>
+        </w:tc>
+        <w:tc>
+          <w:tcPr>
+            <w:tcW w:w="4144" w:type="dxa"/>
+          </w:tcPr>
           <w:p>
             <w:pPr>
               <w:pStyle w:val="ListParagraph"/>
@@ -1679,7 +1890,7 @@
                 <w:i w:val="0"/>
                 <w:sz w:val="18"/>
               </w:rPr>
-              <w:t xml:space="preserve">Made a free Hugging Face access token and put it in my </w:t>
+              <w:t xml:space="preserve">Built a </w:t>
             </w:r>
             <w:r>
               <w:rPr>
@@ -1688,7 +1899,7 @@
                 <w:i w:val="0"/>
                 <w:sz w:val="17"/>
               </w:rPr>
-              <w:t>.env</w:t>
+              <w:t>CodeAgent</w:t>
             </w:r>
             <w:r>
               <w:rPr>
@@ -1697,7 +1908,7 @@
                 <w:i w:val="0"/>
                 <w:sz w:val="18"/>
               </w:rPr>
-              <w:t xml:space="preserve"> file as </w:t>
+              <w:t xml:space="preserve"> with </w:t>
             </w:r>
             <w:r>
               <w:rPr>
@@ -1706,7 +1917,7 @@
                 <w:i w:val="0"/>
                 <w:sz w:val="17"/>
               </w:rPr>
-              <w:t>HF_TOKEN</w:t>
+              <w:t>InferenceClientModel</w:t>
             </w:r>
             <w:r>
               <w:rPr>
@@ -1715,7 +1926,71 @@
                 <w:i w:val="0"/>
                 <w:sz w:val="18"/>
               </w:rPr>
-              <w:t xml:space="preserve"> (the sheet types it into the code – I didn't want it on GitHub).</w:t>
+              <w:t xml:space="preserve"> (</w:t>
+            </w:r>
+            <w:r>
+              <w:rPr>
+                <w:rFonts w:ascii="Consolas" w:hAnsi="Consolas" w:cs="Consolas" w:eastAsia="Consolas"/>
+                <w:b w:val="0"/>
+                <w:i w:val="0"/>
+                <w:sz w:val="17"/>
+              </w:rPr>
+              <w:t>meta-llama/Llama-3.3-70B-Instruct</w:t>
+            </w:r>
+            <w:r>
+              <w:rPr>
+                <w:rFonts w:ascii="Arial" w:hAnsi="Arial" w:cs="Arial" w:eastAsia="Arial"/>
+                <w:b w:val="0"/>
+                <w:i w:val="0"/>
+                <w:sz w:val="18"/>
+              </w:rPr>
+              <w:t>) and no tools and asked it to add up 1 to 50.</w:t>
+            </w:r>
+          </w:p>
+          <w:p>
+            <w:pPr>
+              <w:pStyle w:val="ListParagraph"/>
+              <w:numPr>
+                <w:ilvl w:val="0"/>
+                <w:numId w:val="1"/>
+              </w:numPr>
+              <w:spacing w:before="0" w:after="60"/>
+            </w:pPr>
+            <w:r>
+              <w:rPr>
+                <w:rFonts w:ascii="Arial" w:hAnsi="Arial" w:cs="Arial" w:eastAsia="Arial"/>
+                <w:b/>
+                <w:i w:val="0"/>
+                <w:sz w:val="18"/>
+              </w:rPr>
+              <w:t>2 cycles:</w:t>
+            </w:r>
+            <w:r>
+              <w:rPr>
+                <w:rFonts w:ascii="Arial" w:hAnsi="Arial" w:cs="Arial" w:eastAsia="Arial"/>
+                <w:b w:val="0"/>
+                <w:i w:val="0"/>
+                <w:sz w:val="18"/>
+              </w:rPr>
+              <w:t xml:space="preserve"> step 1 used the formula n × (first + last) / 2 and printed 1275.0 (2.22 s), step 2 called </w:t>
+            </w:r>
+            <w:r>
+              <w:rPr>
+                <w:rFonts w:ascii="Consolas" w:hAnsi="Consolas" w:cs="Consolas" w:eastAsia="Consolas"/>
+                <w:b w:val="0"/>
+                <w:i w:val="0"/>
+                <w:sz w:val="17"/>
+              </w:rPr>
+              <w:t>final_answer(1275.0)</w:t>
+            </w:r>
+            <w:r>
+              <w:rPr>
+                <w:rFonts w:ascii="Arial" w:hAnsi="Arial" w:cs="Arial" w:eastAsia="Arial"/>
+                <w:b w:val="0"/>
+                <w:i w:val="0"/>
+                <w:sz w:val="18"/>
+              </w:rPr>
+              <w:t xml:space="preserve"> (1.63 s). 4,262 input tokens in total.</w:t>
             </w:r>
           </w:p>
         </w:tc>
@@ -1773,7 +2048,7 @@
                 <w:i w:val="0"/>
                 <w:sz w:val="17"/>
               </w:rPr>
-              <w:t>A framework like smolagents handles the 'call the model → use a tool → call the model again' loop, which I'd have to write myself otherwise.</w:t>
+              <w:t>A CodeAgent answers by writing Python – smolagents runs the code on my laptop and shows the model what it printed. Even with no tools it can still do maths in code.</w:t>
             </w:r>
           </w:p>
           <w:p>
@@ -1831,7 +2106,7 @@
                 <w:i w:val="0"/>
                 <w:sz w:val="19"/>
               </w:rPr>
-              <w:t>Cloud agent, no tools</w:t>
+              <w:t>Web search + two-step task</w:t>
             </w:r>
           </w:p>
           <w:p>
@@ -1845,7 +2120,16 @@
                 <w:i/>
                 <w:sz w:val="17"/>
               </w:rPr>
-              <w:t>Step 2</w:t>
+              <w:t xml:space="preserve">Step 3, </w:t>
+            </w:r>
+            <w:r>
+              <w:rPr>
+                <w:rFonts w:ascii="Consolas" w:hAnsi="Consolas" w:cs="Consolas" w:eastAsia="Consolas"/>
+                <w:b w:val="0"/>
+                <w:i/>
+                <w:sz w:val="16"/>
+              </w:rPr>
+              <w:t>DuckDuckGoSearchTool</w:t>
             </w:r>
           </w:p>
         </w:tc>
@@ -1869,7 +2153,7 @@
                 <w:i w:val="0"/>
                 <w:sz w:val="18"/>
               </w:rPr>
-              <w:t xml:space="preserve">Built a </w:t>
+              <w:t xml:space="preserve">Added </w:t>
             </w:r>
             <w:r>
               <w:rPr>
@@ -1878,7 +2162,7 @@
                 <w:i w:val="0"/>
                 <w:sz w:val="17"/>
               </w:rPr>
-              <w:t>CodeAgent</w:t>
+              <w:t>DuckDuckGoSearchTool()</w:t>
             </w:r>
             <w:r>
               <w:rPr>
@@ -1887,25 +2171,7 @@
                 <w:i w:val="0"/>
                 <w:sz w:val="18"/>
               </w:rPr>
-              <w:t xml:space="preserve"> with </w:t>
-            </w:r>
-            <w:r>
-              <w:rPr>
-                <w:rFonts w:ascii="Consolas" w:hAnsi="Consolas" w:cs="Consolas" w:eastAsia="Consolas"/>
-                <w:b w:val="0"/>
-                <w:i w:val="0"/>
-                <w:sz w:val="17"/>
-              </w:rPr>
-              <w:t>InferenceClientModel</w:t>
-            </w:r>
-            <w:r>
-              <w:rPr>
-                <w:rFonts w:ascii="Arial" w:hAnsi="Arial" w:cs="Arial" w:eastAsia="Arial"/>
-                <w:b w:val="0"/>
-                <w:i w:val="0"/>
-                <w:sz w:val="18"/>
-              </w:rPr>
-              <w:t xml:space="preserve"> (Llama 3.3 70B through Hugging Face) and no tools, and asked it to add up 1 to 50.</w:t>
+              <w:t xml:space="preserve"> and asked: search for Melbourne's population, then work out 15%.</w:t>
             </w:r>
           </w:p>
           <w:p>
@@ -1920,21 +2186,29 @@
             <w:r>
               <w:rPr>
                 <w:rFonts w:ascii="Arial" w:hAnsi="Arial" w:cs="Arial" w:eastAsia="Arial"/>
-                <w:b w:val="0"/>
+                <w:b/>
                 <w:i w:val="0"/>
                 <w:sz w:val="18"/>
               </w:rPr>
-              <w:t xml:space="preserve">It answered </w:t>
-            </w:r>
-            <w:r>
-              <w:rPr>
-                <w:rFonts w:ascii="Arial" w:hAnsi="Arial" w:cs="Arial" w:eastAsia="Arial"/>
-                <w:b/>
+              <w:t>3 cycles, about 6 s:</w:t>
+            </w:r>
+            <w:r>
+              <w:rPr>
+                <w:rFonts w:ascii="Arial" w:hAnsi="Arial" w:cs="Arial" w:eastAsia="Arial"/>
+                <w:b w:val="0"/>
                 <w:i w:val="0"/>
                 <w:sz w:val="18"/>
-                <w:highlight w:val="yellow"/>
-              </w:rPr>
-              <w:t>1275</w:t>
+              </w:rPr>
+              <w:t xml:space="preserve"> step 1 </w:t>
+            </w:r>
+            <w:r>
+              <w:rPr>
+                <w:rFonts w:ascii="Consolas" w:hAnsi="Consolas" w:cs="Consolas" w:eastAsia="Consolas"/>
+                <w:b w:val="0"/>
+                <w:i w:val="0"/>
+                <w:sz w:val="17"/>
+              </w:rPr>
+              <w:t>web_search(...)</w:t>
             </w:r>
             <w:r>
               <w:rPr>
@@ -1943,7 +2217,16 @@
                 <w:i w:val="0"/>
                 <w:sz w:val="18"/>
               </w:rPr>
-              <w:t xml:space="preserve"> in </w:t>
+              <w:t xml:space="preserve"> (2.83 s), step 2 took 5,300,000 × 0.15 = 795,000 (1.74 s), step 3 </w:t>
+            </w:r>
+            <w:r>
+              <w:rPr>
+                <w:rFonts w:ascii="Consolas" w:hAnsi="Consolas" w:cs="Consolas" w:eastAsia="Consolas"/>
+                <w:b w:val="0"/>
+                <w:i w:val="0"/>
+                <w:sz w:val="17"/>
+              </w:rPr>
+              <w:t>final_answer(795000)</w:t>
             </w:r>
             <w:r>
               <w:rPr>
@@ -1951,10 +2234,19 @@
                 <w:b w:val="0"/>
                 <w:i w:val="0"/>
                 <w:sz w:val="18"/>
-                <w:highlight w:val="yellow"/>
-              </w:rPr>
-              <w:t>x</w:t>
-            </w:r>
+              </w:rPr>
+              <w:t xml:space="preserve"> (1.43 s).</w:t>
+            </w:r>
+          </w:p>
+          <w:p>
+            <w:pPr>
+              <w:pStyle w:val="ListParagraph"/>
+              <w:numPr>
+                <w:ilvl w:val="0"/>
+                <w:numId w:val="1"/>
+              </w:numPr>
+              <w:spacing w:before="0" w:after="60"/>
+            </w:pPr>
             <w:r>
               <w:rPr>
                 <w:rFonts w:ascii="Arial" w:hAnsi="Arial" w:cs="Arial" w:eastAsia="Arial"/>
@@ -1962,25 +2254,7 @@
                 <w:i w:val="0"/>
                 <w:sz w:val="18"/>
               </w:rPr>
-              <w:t xml:space="preserve"> cycle(s) – it wrote </w:t>
-            </w:r>
-            <w:r>
-              <w:rPr>
-                <w:rFonts w:ascii="Consolas" w:hAnsi="Consolas" w:cs="Consolas" w:eastAsia="Consolas"/>
-                <w:b w:val="0"/>
-                <w:i w:val="0"/>
-                <w:sz w:val="17"/>
-              </w:rPr>
-              <w:t>sum(range(1, 51))</w:t>
-            </w:r>
-            <w:r>
-              <w:rPr>
-                <w:rFonts w:ascii="Arial" w:hAnsi="Arial" w:cs="Arial" w:eastAsia="Arial"/>
-                <w:b w:val="0"/>
-                <w:i w:val="0"/>
-                <w:sz w:val="18"/>
-              </w:rPr>
-              <w:t xml:space="preserve"> and ran it instead of doing the maths in its head.</w:t>
+              <w:t>Watched the loop: Thought → the code it wrote ('Executing parsed code') → Observation ('Execution logs', what the code printed) → next step.</w:t>
             </w:r>
           </w:p>
         </w:tc>
@@ -2038,21 +2312,7 @@
                 <w:i w:val="0"/>
                 <w:sz w:val="17"/>
               </w:rPr>
-              <w:t>A CodeAgent answers by writing Python. smolagents runs that code on my laptop and shows the model what it printed.</w:t>
-            </w:r>
-          </w:p>
-          <w:p>
-            <w:pPr>
-              <w:spacing w:before="80" w:after="20"/>
-            </w:pPr>
-            <w:r>
-              <w:rPr>
-                <w:rFonts w:ascii="Arial" w:hAnsi="Arial" w:cs="Arial" w:eastAsia="Arial"/>
-                <w:b/>
-                <w:i w:val="0"/>
-                <w:sz w:val="19"/>
-              </w:rPr>
-              <w:t>Problems:</w:t>
+              <w:t>The Observation is how the model 'sees' the web – it reads the printed search results and picks a number from them in the next step.</w:t>
             </w:r>
           </w:p>
           <w:p>
@@ -2071,7 +2331,58 @@
                 <w:i w:val="0"/>
                 <w:sz w:val="17"/>
               </w:rPr>
-              <w:t>None really for this one.</w:t>
+              <w:t xml:space="preserve">It stops when its code calls </w:t>
+            </w:r>
+            <w:r>
+              <w:rPr>
+                <w:rFonts w:ascii="Consolas" w:hAnsi="Consolas" w:cs="Consolas" w:eastAsia="Consolas"/>
+                <w:b w:val="0"/>
+                <w:i w:val="0"/>
+                <w:sz w:val="16"/>
+              </w:rPr>
+              <w:t>final_answer(...)</w:t>
+            </w:r>
+            <w:r>
+              <w:rPr>
+                <w:rFonts w:ascii="Arial" w:hAnsi="Arial" w:cs="Arial" w:eastAsia="Arial"/>
+                <w:b w:val="0"/>
+                <w:i w:val="0"/>
+                <w:sz w:val="17"/>
+              </w:rPr>
+              <w:t>.</w:t>
+            </w:r>
+          </w:p>
+          <w:p>
+            <w:pPr>
+              <w:spacing w:before="80" w:after="20"/>
+            </w:pPr>
+            <w:r>
+              <w:rPr>
+                <w:rFonts w:ascii="Arial" w:hAnsi="Arial" w:cs="Arial" w:eastAsia="Arial"/>
+                <w:b/>
+                <w:i w:val="0"/>
+                <w:sz w:val="19"/>
+              </w:rPr>
+              <w:t>Problems:</w:t>
+            </w:r>
+          </w:p>
+          <w:p>
+            <w:pPr>
+              <w:pStyle w:val="ListParagraph"/>
+              <w:numPr>
+                <w:ilvl w:val="0"/>
+                <w:numId w:val="1"/>
+              </w:numPr>
+              <w:spacing w:before="0" w:after="40"/>
+            </w:pPr>
+            <w:r>
+              <w:rPr>
+                <w:rFonts w:ascii="Arial" w:hAnsi="Arial" w:cs="Arial" w:eastAsia="Arial"/>
+                <w:b w:val="0"/>
+                <w:i w:val="0"/>
+                <w:sz w:val="17"/>
+              </w:rPr>
+              <w:t>The search results didn't agree (4.93 million, 'over 5.3 million', 5.32 million metro, 177,000 for the City of Melbourne). The agent just picked 5.3 million without saying which source it used.</w:t>
             </w:r>
           </w:p>
         </w:tc>
@@ -2096,7 +2407,7 @@
                 <w:i w:val="0"/>
                 <w:sz w:val="19"/>
               </w:rPr>
-              <w:t>Web search + two-step task</w:t>
+              <w:t>Memory</w:t>
             </w:r>
           </w:p>
           <w:p>
@@ -2110,7 +2421,16 @@
                 <w:i/>
                 <w:sz w:val="17"/>
               </w:rPr>
-              <w:t>Step 3</w:t>
+              <w:t xml:space="preserve">Step 4, </w:t>
+            </w:r>
+            <w:r>
+              <w:rPr>
+                <w:rFonts w:ascii="Consolas" w:hAnsi="Consolas" w:cs="Consolas" w:eastAsia="Consolas"/>
+                <w:b w:val="0"/>
+                <w:i/>
+                <w:sz w:val="16"/>
+              </w:rPr>
+              <w:t>agent.memory.steps</w:t>
             </w:r>
           </w:p>
         </w:tc>
@@ -2134,7 +2454,7 @@
                 <w:i w:val="0"/>
                 <w:sz w:val="18"/>
               </w:rPr>
-              <w:t xml:space="preserve">Added </w:t>
+              <w:t xml:space="preserve">Printed </w:t>
             </w:r>
             <w:r>
               <w:rPr>
@@ -2143,7 +2463,7 @@
                 <w:i w:val="0"/>
                 <w:sz w:val="17"/>
               </w:rPr>
-              <w:t>DuckDuckGoSearchTool()</w:t>
+              <w:t>agent.memory.steps</w:t>
             </w:r>
             <w:r>
               <w:rPr>
@@ -2152,7 +2472,43 @@
                 <w:i w:val="0"/>
                 <w:sz w:val="18"/>
               </w:rPr>
-              <w:t xml:space="preserve"> and asked: search for Melbourne's population, then work out 15% of it.</w:t>
+              <w:t xml:space="preserve">: one </w:t>
+            </w:r>
+            <w:r>
+              <w:rPr>
+                <w:rFonts w:ascii="Consolas" w:hAnsi="Consolas" w:cs="Consolas" w:eastAsia="Consolas"/>
+                <w:b w:val="0"/>
+                <w:i w:val="0"/>
+                <w:sz w:val="17"/>
+              </w:rPr>
+              <w:t>TaskStep</w:t>
+            </w:r>
+            <w:r>
+              <w:rPr>
+                <w:rFonts w:ascii="Arial" w:hAnsi="Arial" w:cs="Arial" w:eastAsia="Arial"/>
+                <w:b w:val="0"/>
+                <w:i w:val="0"/>
+                <w:sz w:val="18"/>
+              </w:rPr>
+              <w:t xml:space="preserve"> (my question) and one </w:t>
+            </w:r>
+            <w:r>
+              <w:rPr>
+                <w:rFonts w:ascii="Consolas" w:hAnsi="Consolas" w:cs="Consolas" w:eastAsia="Consolas"/>
+                <w:b w:val="0"/>
+                <w:i w:val="0"/>
+                <w:sz w:val="17"/>
+              </w:rPr>
+              <w:t>ActionStep</w:t>
+            </w:r>
+            <w:r>
+              <w:rPr>
+                <w:rFonts w:ascii="Arial" w:hAnsi="Arial" w:cs="Arial" w:eastAsia="Arial"/>
+                <w:b w:val="0"/>
+                <w:i w:val="0"/>
+                <w:sz w:val="18"/>
+              </w:rPr>
+              <w:t xml:space="preserve"> per cycle.</w:t>
             </w:r>
           </w:p>
           <w:p>
@@ -2171,85 +2527,153 @@
                 <w:i w:val="0"/>
                 <w:sz w:val="18"/>
               </w:rPr>
-              <w:t xml:space="preserve">It took </w:t>
-            </w:r>
-            <w:r>
-              <w:rPr>
-                <w:rFonts w:ascii="Arial" w:hAnsi="Arial" w:cs="Arial" w:eastAsia="Arial"/>
-                <w:b w:val="0"/>
-                <w:i w:val="0"/>
-                <w:sz w:val="18"/>
-                <w:highlight w:val="yellow"/>
-              </w:rPr>
-              <w:t>x</w:t>
-            </w:r>
-            <w:r>
-              <w:rPr>
-                <w:rFonts w:ascii="Arial" w:hAnsi="Arial" w:cs="Arial" w:eastAsia="Arial"/>
-                <w:b w:val="0"/>
-                <w:i w:val="0"/>
-                <w:sz w:val="18"/>
-              </w:rPr>
-              <w:t xml:space="preserve"> cycles and </w:t>
-            </w:r>
-            <w:r>
-              <w:rPr>
-                <w:rFonts w:ascii="Arial" w:hAnsi="Arial" w:cs="Arial" w:eastAsia="Arial"/>
-                <w:b w:val="0"/>
-                <w:i w:val="0"/>
-                <w:sz w:val="18"/>
-                <w:highlight w:val="yellow"/>
-              </w:rPr>
-              <w:t>x</w:t>
-            </w:r>
-            <w:r>
-              <w:rPr>
-                <w:rFonts w:ascii="Arial" w:hAnsi="Arial" w:cs="Arial" w:eastAsia="Arial"/>
-                <w:b w:val="0"/>
-                <w:i w:val="0"/>
-                <w:sz w:val="18"/>
-              </w:rPr>
-              <w:t xml:space="preserve"> web search(es): it found a population of about </w:t>
-            </w:r>
-            <w:r>
-              <w:rPr>
-                <w:rFonts w:ascii="Arial" w:hAnsi="Arial" w:cs="Arial" w:eastAsia="Arial"/>
-                <w:b w:val="0"/>
-                <w:i w:val="0"/>
-                <w:sz w:val="18"/>
-                <w:highlight w:val="yellow"/>
-              </w:rPr>
-              <w:t>x</w:t>
-            </w:r>
-            <w:r>
-              <w:rPr>
-                <w:rFonts w:ascii="Arial" w:hAnsi="Arial" w:cs="Arial" w:eastAsia="Arial"/>
-                <w:b w:val="0"/>
-                <w:i w:val="0"/>
-                <w:sz w:val="18"/>
-              </w:rPr>
-              <w:t xml:space="preserve"> and answered </w:t>
-            </w:r>
-            <w:r>
-              <w:rPr>
-                <w:rFonts w:ascii="Arial" w:hAnsi="Arial" w:cs="Arial" w:eastAsia="Arial"/>
-                <w:b w:val="0"/>
-                <w:i w:val="0"/>
-                <w:sz w:val="18"/>
-                <w:highlight w:val="yellow"/>
-              </w:rPr>
-              <w:t>x</w:t>
-            </w:r>
-            <w:r>
-              <w:rPr>
-                <w:rFonts w:ascii="Arial" w:hAnsi="Arial" w:cs="Arial" w:eastAsia="Arial"/>
-                <w:b w:val="0"/>
-                <w:i w:val="0"/>
-                <w:sz w:val="18"/>
-              </w:rPr>
-              <w:t>.</w:t>
-            </w:r>
-          </w:p>
+              <w:t>Each ActionStep keeps the step number, the timing (start, end, duration), all the messages sent to the model (including the long system prompt), the model's output, the code, what it printed and the token usage – all automatic.</w:t>
+            </w:r>
+          </w:p>
+        </w:tc>
+        <w:tc>
+          <w:tcPr>
+            <w:tcW w:w="883" w:type="dxa"/>
+          </w:tcPr>
+          <w:p>
+            <w:pPr>
+              <w:spacing w:before="80" w:after="40"/>
+              <w:jc w:val="center"/>
+            </w:pPr>
+            <w:r>
+              <w:rPr>
+                <w:rFonts w:ascii="Arial" w:hAnsi="Arial" w:cs="Arial" w:eastAsia="Arial"/>
+                <w:b/>
+                <w:i w:val="0"/>
+                <w:sz w:val="19"/>
+              </w:rPr>
+              <w:t>0.5 h</w:t>
+            </w:r>
+          </w:p>
+        </w:tc>
+        <w:tc>
+          <w:tcPr>
+            <w:tcW w:w="2383" w:type="dxa"/>
+          </w:tcPr>
+          <w:p>
+            <w:pPr>
+              <w:spacing w:before="80" w:after="20"/>
+            </w:pPr>
+            <w:r>
+              <w:rPr>
+                <w:rFonts w:ascii="Arial" w:hAnsi="Arial" w:cs="Arial" w:eastAsia="Arial"/>
+                <w:b/>
+                <w:i w:val="0"/>
+                <w:sz w:val="19"/>
+              </w:rPr>
+              <w:t>Learning:</w:t>
+            </w:r>
+          </w:p>
+          <w:p>
+            <w:pPr>
+              <w:pStyle w:val="ListParagraph"/>
+              <w:numPr>
+                <w:ilvl w:val="0"/>
+                <w:numId w:val="1"/>
+              </w:numPr>
+              <w:spacing w:before="0" w:after="40"/>
+            </w:pPr>
+            <w:r>
+              <w:rPr>
+                <w:rFonts w:ascii="Arial" w:hAnsi="Arial" w:cs="Arial" w:eastAsia="Arial"/>
+                <w:b w:val="0"/>
+                <w:i w:val="0"/>
+                <w:sz w:val="17"/>
+              </w:rPr>
+              <w:t>The agent's memory is just this list of steps, sent to the model again every time – so the input gets bigger each step (about 2,074 → 2,995 → 3,157 tokens per step).</w:t>
+            </w:r>
+          </w:p>
+          <w:p>
+            <w:pPr>
+              <w:spacing w:before="80" w:after="20"/>
+            </w:pPr>
+            <w:r>
+              <w:rPr>
+                <w:rFonts w:ascii="Arial" w:hAnsi="Arial" w:cs="Arial" w:eastAsia="Arial"/>
+                <w:b/>
+                <w:i w:val="0"/>
+                <w:sz w:val="19"/>
+              </w:rPr>
+              <w:t>Problems:</w:t>
+            </w:r>
+          </w:p>
+          <w:p>
+            <w:pPr>
+              <w:pStyle w:val="ListParagraph"/>
+              <w:numPr>
+                <w:ilvl w:val="0"/>
+                <w:numId w:val="1"/>
+              </w:numPr>
+              <w:spacing w:before="0" w:after="40"/>
+            </w:pPr>
+            <w:r>
+              <w:rPr>
+                <w:rFonts w:ascii="Arial" w:hAnsi="Arial" w:cs="Arial" w:eastAsia="Arial"/>
+                <w:b w:val="0"/>
+                <w:i w:val="0"/>
+                <w:sz w:val="17"/>
+              </w:rPr>
+              <w:t>None really for this one.</w:t>
+            </w:r>
+          </w:p>
+        </w:tc>
+      </w:tr>
+      <w:tr>
+        <w:trPr>
+          <w:cantSplit/>
+          <w:trHeight w:val="595"/>
+        </w:trPr>
+        <w:tc>
+          <w:tcPr>
+            <w:tcW w:w="1555" w:type="dxa"/>
+          </w:tcPr>
+          <w:p>
+            <w:pPr>
+              <w:spacing w:before="80" w:after="40"/>
+            </w:pPr>
+            <w:r>
+              <w:rPr>
+                <w:rFonts w:ascii="Arial" w:hAnsi="Arial" w:cs="Arial" w:eastAsia="Arial"/>
+                <w:b/>
+                <w:i w:val="0"/>
+                <w:sz w:val="19"/>
+              </w:rPr>
+              <w:t>Local model</w:t>
+            </w:r>
+          </w:p>
+          <w:p>
+            <w:pPr>
+              <w:spacing w:before="0" w:after="40"/>
+            </w:pPr>
+            <w:r>
+              <w:rPr>
+                <w:rFonts w:ascii="Arial" w:hAnsi="Arial" w:cs="Arial" w:eastAsia="Arial"/>
+                <w:b w:val="0"/>
+                <w:i/>
+                <w:sz w:val="17"/>
+              </w:rPr>
+              <w:t xml:space="preserve">Step 5, </w:t>
+            </w:r>
+            <w:r>
+              <w:rPr>
+                <w:rFonts w:ascii="Consolas" w:hAnsi="Consolas" w:cs="Consolas" w:eastAsia="Consolas"/>
+                <w:b w:val="0"/>
+                <w:i/>
+                <w:sz w:val="16"/>
+              </w:rPr>
+              <w:t>TransformersModel</w:t>
+            </w:r>
+          </w:p>
+        </w:tc>
+        <w:tc>
+          <w:tcPr>
+            <w:tcW w:w="4144" w:type="dxa"/>
+          </w:tcPr>
           <w:p>
             <w:pPr>
               <w:pStyle w:val="ListParagraph"/>
@@ -2266,17 +2690,36 @@
                 <w:i w:val="0"/>
                 <w:sz w:val="18"/>
               </w:rPr>
-              <w:t xml:space="preserve">Watched the cycle in the log: </w:t>
-            </w:r>
-            <w:r>
-              <w:rPr>
-                <w:rFonts w:ascii="Arial" w:hAnsi="Arial" w:cs="Arial" w:eastAsia="Arial"/>
-                <w:b/>
+              <w:t xml:space="preserve">Swapped the model line for </w:t>
+            </w:r>
+            <w:r>
+              <w:rPr>
+                <w:rFonts w:ascii="Consolas" w:hAnsi="Consolas" w:cs="Consolas" w:eastAsia="Consolas"/>
+                <w:b w:val="0"/>
+                <w:i w:val="0"/>
+                <w:sz w:val="17"/>
+              </w:rPr>
+              <w:t>TransformersModel(model_id="Qwen/Qwen2.5-1.5B-Instruct")</w:t>
+            </w:r>
+            <w:r>
+              <w:rPr>
+                <w:rFonts w:ascii="Arial" w:hAnsi="Arial" w:cs="Arial" w:eastAsia="Arial"/>
+                <w:b w:val="0"/>
                 <w:i w:val="0"/>
                 <w:sz w:val="18"/>
               </w:rPr>
-              <w:t>Thought</w:t>
-            </w:r>
+              <w:t xml:space="preserve"> and ran the same Melbourne task.</w:t>
+            </w:r>
+          </w:p>
+          <w:p>
+            <w:pPr>
+              <w:pStyle w:val="ListParagraph"/>
+              <w:numPr>
+                <w:ilvl w:val="0"/>
+                <w:numId w:val="1"/>
+              </w:numPr>
+              <w:spacing w:before="0" w:after="60"/>
+            </w:pPr>
             <w:r>
               <w:rPr>
                 <w:rFonts w:ascii="Arial" w:hAnsi="Arial" w:cs="Arial" w:eastAsia="Arial"/>
@@ -2284,7 +2727,7 @@
                 <w:i w:val="0"/>
                 <w:sz w:val="18"/>
               </w:rPr>
-              <w:t xml:space="preserve"> (what it plans), </w:t>
+              <w:t xml:space="preserve">Step 1 searched fine but took </w:t>
             </w:r>
             <w:r>
               <w:rPr>
@@ -2293,7 +2736,7 @@
                 <w:i w:val="0"/>
                 <w:sz w:val="18"/>
               </w:rPr>
-              <w:t>Code</w:t>
+              <w:t>105 s</w:t>
             </w:r>
             <w:r>
               <w:rPr>
@@ -2302,7 +2745,7 @@
                 <w:i w:val="0"/>
                 <w:sz w:val="18"/>
               </w:rPr>
-              <w:t xml:space="preserve"> ('Executing parsed code'), </w:t>
+              <w:t xml:space="preserve">. Steps 2–15 were all </w:t>
             </w:r>
             <w:r>
               <w:rPr>
@@ -2311,7 +2754,7 @@
                 <w:i w:val="0"/>
                 <w:sz w:val="18"/>
               </w:rPr>
-              <w:t>Observation</w:t>
+              <w:t>'Error in code parsing'</w:t>
             </w:r>
             <w:r>
               <w:rPr>
@@ -2320,7 +2763,25 @@
                 <w:i w:val="0"/>
                 <w:sz w:val="18"/>
               </w:rPr>
-              <w:t xml:space="preserve"> ('Execution logs' = what the code printed), then the next step.</w:t>
+              <w:t xml:space="preserve"> (188–362 s each) and I stopped it at step 16 – about </w:t>
+            </w:r>
+            <w:r>
+              <w:rPr>
+                <w:rFonts w:ascii="Arial" w:hAnsi="Arial" w:cs="Arial" w:eastAsia="Arial"/>
+                <w:b/>
+                <w:i w:val="0"/>
+                <w:sz w:val="18"/>
+              </w:rPr>
+              <w:t>73 minutes</w:t>
+            </w:r>
+            <w:r>
+              <w:rPr>
+                <w:rFonts w:ascii="Arial" w:hAnsi="Arial" w:cs="Arial" w:eastAsia="Arial"/>
+                <w:b w:val="0"/>
+                <w:i w:val="0"/>
+                <w:sz w:val="18"/>
+              </w:rPr>
+              <w:t>, no answer (Fig 2.1).</w:t>
             </w:r>
           </w:p>
         </w:tc>
@@ -2340,7 +2801,7 @@
                 <w:i w:val="0"/>
                 <w:sz w:val="19"/>
               </w:rPr>
-              <w:t>1 h</w:t>
+              <w:t>1.5 h</w:t>
             </w:r>
           </w:p>
         </w:tc>
@@ -2378,7 +2839,25 @@
                 <w:i w:val="0"/>
                 <w:sz w:val="17"/>
               </w:rPr>
-              <w:t>Step 1 searched and printed the results, step 2 used the number from those results – the Observation is how the model 'sees' the web page text.</w:t>
+              <w:t xml:space="preserve">A 1.5B model can't follow the strict format: it wrote its code as a markdown block (between three back-quotes) instead of inside </w:t>
+            </w:r>
+            <w:r>
+              <w:rPr>
+                <w:rFonts w:ascii="Consolas" w:hAnsi="Consolas" w:cs="Consolas" w:eastAsia="Consolas"/>
+                <w:b w:val="0"/>
+                <w:i w:val="0"/>
+                <w:sz w:val="16"/>
+              </w:rPr>
+              <w:t>&lt;code&gt;…&lt;/code&gt;</w:t>
+            </w:r>
+            <w:r>
+              <w:rPr>
+                <w:rFonts w:ascii="Arial" w:hAnsi="Arial" w:cs="Arial" w:eastAsia="Arial"/>
+                <w:b w:val="0"/>
+                <w:i w:val="0"/>
+                <w:sz w:val="17"/>
+              </w:rPr>
+              <w:t xml:space="preserve"> tags, so smolagents couldn't run any of it – even though the error message told it exactly what to do.</w:t>
             </w:r>
           </w:p>
           <w:p>
@@ -2397,7 +2876,7 @@
                 <w:i w:val="0"/>
                 <w:sz w:val="17"/>
               </w:rPr>
-              <w:t xml:space="preserve">It stops when its code calls </w:t>
+              <w:t xml:space="preserve">Its first attempt (5,350,705 × 0.15) was right, just in the wrong format. After that it kept 'answering' with a variable that never existed. The default </w:t>
             </w:r>
             <w:r>
               <w:rPr>
@@ -2406,16 +2885,16 @@
                 <w:i w:val="0"/>
                 <w:sz w:val="16"/>
               </w:rPr>
-              <w:t>final_answer(...)</w:t>
-            </w:r>
-            <w:r>
-              <w:rPr>
-                <w:rFonts w:ascii="Arial" w:hAnsi="Arial" w:cs="Arial" w:eastAsia="Arial"/>
-                <w:b w:val="0"/>
-                <w:i w:val="0"/>
-                <w:sz w:val="17"/>
-              </w:rPr>
-              <w:t>.</w:t>
+              <w:t>max_steps</w:t>
+            </w:r>
+            <w:r>
+              <w:rPr>
+                <w:rFonts w:ascii="Arial" w:hAnsi="Arial" w:cs="Arial" w:eastAsia="Arial"/>
+                <w:b w:val="0"/>
+                <w:i w:val="0"/>
+                <w:sz w:val="17"/>
+              </w:rPr>
+              <w:t xml:space="preserve"> is 20, so a lower limit would have saved me an hour.</w:t>
             </w:r>
           </w:p>
           <w:p>
@@ -2448,7 +2927,26 @@
                 <w:i w:val="0"/>
                 <w:sz w:val="17"/>
               </w:rPr>
-              <w:t>None really for this one.</w:t>
+              <w:t>Very slow on my laptop's CPU (minutes per step) and it never finished.</w:t>
+            </w:r>
+          </w:p>
+          <w:p>
+            <w:pPr>
+              <w:pStyle w:val="ListParagraph"/>
+              <w:numPr>
+                <w:ilvl w:val="0"/>
+                <w:numId w:val="1"/>
+              </w:numPr>
+              <w:spacing w:before="0" w:after="40"/>
+            </w:pPr>
+            <w:r>
+              <w:rPr>
+                <w:rFonts w:ascii="Arial" w:hAnsi="Arial" w:cs="Arial" w:eastAsia="Arial"/>
+                <w:b w:val="0"/>
+                <w:i w:val="0"/>
+                <w:sz w:val="17"/>
+              </w:rPr>
+              <w:t>'Warning: You are sending unauthenticated requests to the HF Hub' – the token was only given to the cloud model; harmless.</w:t>
             </w:r>
           </w:p>
         </w:tc>
@@ -2473,7 +2971,7 @@
                 <w:i w:val="0"/>
                 <w:sz w:val="19"/>
               </w:rPr>
-              <w:t>Memory</w:t>
+              <w:t>Cloud vs local</w:t>
             </w:r>
           </w:p>
           <w:p>
@@ -2487,7 +2985,7 @@
                 <w:i/>
                 <w:sz w:val="17"/>
               </w:rPr>
-              <w:t xml:space="preserve">Step 4, </w:t>
+              <w:t xml:space="preserve">Step 6, </w:t>
             </w:r>
             <w:r>
               <w:rPr>
@@ -2496,7 +2994,7 @@
                 <w:i/>
                 <w:sz w:val="16"/>
               </w:rPr>
-              <w:t>agent.memory.steps</w:t>
+              <w:t>run_and_time</w:t>
             </w:r>
           </w:p>
         </w:tc>
@@ -2520,7 +3018,7 @@
                 <w:i w:val="0"/>
                 <w:sz w:val="18"/>
               </w:rPr>
-              <w:t xml:space="preserve">Printed </w:t>
+              <w:t>Used the sheet's code: two agents that only differ in the model line, quiet logs (</w:t>
             </w:r>
             <w:r>
               <w:rPr>
@@ -2529,7 +3027,7 @@
                 <w:i w:val="0"/>
                 <w:sz w:val="17"/>
               </w:rPr>
-              <w:t>agent.memory.steps</w:t>
+              <w:t>LogLevel.ERROR</w:t>
             </w:r>
             <w:r>
               <w:rPr>
@@ -2538,7 +3036,16 @@
                 <w:i w:val="0"/>
                 <w:sz w:val="18"/>
               </w:rPr>
-              <w:t xml:space="preserve">: </w:t>
+              <w:t xml:space="preserve">) and </w:t>
+            </w:r>
+            <w:r>
+              <w:rPr>
+                <w:rFonts w:ascii="Consolas" w:hAnsi="Consolas" w:cs="Consolas" w:eastAsia="Consolas"/>
+                <w:b w:val="0"/>
+                <w:i w:val="0"/>
+                <w:sz w:val="17"/>
+              </w:rPr>
+              <w:t>run_and_time</w:t>
             </w:r>
             <w:r>
               <w:rPr>
@@ -2546,37 +3053,8 @@
                 <w:b w:val="0"/>
                 <w:i w:val="0"/>
                 <w:sz w:val="18"/>
-                <w:highlight w:val="yellow"/>
-              </w:rPr>
-              <w:t>x</w:t>
-            </w:r>
-            <w:r>
-              <w:rPr>
-                <w:rFonts w:ascii="Arial" w:hAnsi="Arial" w:cs="Arial" w:eastAsia="Arial"/>
-                <w:b w:val="0"/>
-                <w:i w:val="0"/>
-                <w:sz w:val="18"/>
-              </w:rPr>
-              <w:t xml:space="preserve"> entries (the task + one per cycle), </w:t>
-            </w:r>
-            <w:r>
-              <w:rPr>
-                <w:rFonts w:ascii="Arial" w:hAnsi="Arial" w:cs="Arial" w:eastAsia="Arial"/>
-                <w:b w:val="0"/>
-                <w:i w:val="0"/>
-                <w:sz w:val="18"/>
-                <w:highlight w:val="yellow"/>
-              </w:rPr>
-              <w:t>x</w:t>
-            </w:r>
-            <w:r>
-              <w:rPr>
-                <w:rFonts w:ascii="Arial" w:hAnsi="Arial" w:cs="Arial" w:eastAsia="Arial"/>
-                <w:b w:val="0"/>
-                <w:i w:val="0"/>
-                <w:sz w:val="18"/>
-              </w:rPr>
-              <w:t xml:space="preserve"> characters in total!</w:t>
+              </w:rPr>
+              <w:t>, with 'What is the current weather in Melbourne?'.</w:t>
             </w:r>
           </w:p>
           <w:p>
@@ -2595,9 +3073,180 @@
                 <w:i w:val="0"/>
                 <w:sz w:val="18"/>
               </w:rPr>
-              <w:t>Each step stores the messages sent to the model, the code, what it printed, any error, the time and the tokens – all automatic.</w:t>
-            </w:r>
-          </w:p>
+              <w:t xml:space="preserve">The cloud run failed straight away: </w:t>
+            </w:r>
+            <w:r>
+              <w:rPr>
+                <w:rFonts w:ascii="Arial" w:hAnsi="Arial" w:cs="Arial" w:eastAsia="Arial"/>
+                <w:b/>
+                <w:i w:val="0"/>
+                <w:sz w:val="18"/>
+              </w:rPr>
+              <w:t>402 Payment Required</w:t>
+            </w:r>
+            <w:r>
+              <w:rPr>
+                <w:rFonts w:ascii="Arial" w:hAnsi="Arial" w:cs="Arial" w:eastAsia="Arial"/>
+                <w:b w:val="0"/>
+                <w:i w:val="0"/>
+                <w:sz w:val="18"/>
+              </w:rPr>
+              <w:t xml:space="preserve"> – 'You have depleted your monthly included credits'. Because it crashed first, the local run never started.</w:t>
+            </w:r>
+          </w:p>
+        </w:tc>
+        <w:tc>
+          <w:tcPr>
+            <w:tcW w:w="883" w:type="dxa"/>
+          </w:tcPr>
+          <w:p>
+            <w:pPr>
+              <w:spacing w:before="80" w:after="40"/>
+              <w:jc w:val="center"/>
+            </w:pPr>
+            <w:r>
+              <w:rPr>
+                <w:rFonts w:ascii="Arial" w:hAnsi="Arial" w:cs="Arial" w:eastAsia="Arial"/>
+                <w:b/>
+                <w:i w:val="0"/>
+                <w:sz w:val="19"/>
+              </w:rPr>
+              <w:t>0.5 h</w:t>
+            </w:r>
+          </w:p>
+        </w:tc>
+        <w:tc>
+          <w:tcPr>
+            <w:tcW w:w="2383" w:type="dxa"/>
+          </w:tcPr>
+          <w:p>
+            <w:pPr>
+              <w:spacing w:before="80" w:after="20"/>
+            </w:pPr>
+            <w:r>
+              <w:rPr>
+                <w:rFonts w:ascii="Arial" w:hAnsi="Arial" w:cs="Arial" w:eastAsia="Arial"/>
+                <w:b/>
+                <w:i w:val="0"/>
+                <w:sz w:val="19"/>
+              </w:rPr>
+              <w:t>Learning:</w:t>
+            </w:r>
+          </w:p>
+          <w:p>
+            <w:pPr>
+              <w:pStyle w:val="ListParagraph"/>
+              <w:numPr>
+                <w:ilvl w:val="0"/>
+                <w:numId w:val="1"/>
+              </w:numPr>
+              <w:spacing w:before="0" w:after="40"/>
+            </w:pPr>
+            <w:r>
+              <w:rPr>
+                <w:rFonts w:ascii="Arial" w:hAnsi="Arial" w:cs="Arial" w:eastAsia="Arial"/>
+                <w:b w:val="0"/>
+                <w:i w:val="0"/>
+                <w:sz w:val="17"/>
+              </w:rPr>
+              <w:t>The free cloud tier has a monthly limit – local is slow but never runs out.</w:t>
+            </w:r>
+          </w:p>
+          <w:p>
+            <w:pPr>
+              <w:spacing w:before="80" w:after="20"/>
+            </w:pPr>
+            <w:r>
+              <w:rPr>
+                <w:rFonts w:ascii="Arial" w:hAnsi="Arial" w:cs="Arial" w:eastAsia="Arial"/>
+                <w:b/>
+                <w:i w:val="0"/>
+                <w:sz w:val="19"/>
+              </w:rPr>
+              <w:t>Problems:</w:t>
+            </w:r>
+          </w:p>
+          <w:p>
+            <w:pPr>
+              <w:pStyle w:val="ListParagraph"/>
+              <w:numPr>
+                <w:ilvl w:val="0"/>
+                <w:numId w:val="1"/>
+              </w:numPr>
+              <w:spacing w:before="0" w:after="40"/>
+            </w:pPr>
+            <w:r>
+              <w:rPr>
+                <w:rFonts w:ascii="Arial" w:hAnsi="Arial" w:cs="Arial" w:eastAsia="Arial"/>
+                <w:b w:val="0"/>
+                <w:i w:val="0"/>
+                <w:sz w:val="17"/>
+              </w:rPr>
+              <w:t xml:space="preserve">No timing comparison for the weather question. Next time I'd put each run in a </w:t>
+            </w:r>
+            <w:r>
+              <w:rPr>
+                <w:rFonts w:ascii="Consolas" w:hAnsi="Consolas" w:cs="Consolas" w:eastAsia="Consolas"/>
+                <w:b w:val="0"/>
+                <w:i w:val="0"/>
+                <w:sz w:val="16"/>
+              </w:rPr>
+              <w:t>try</w:t>
+            </w:r>
+            <w:r>
+              <w:rPr>
+                <w:rFonts w:ascii="Arial" w:hAnsi="Arial" w:cs="Arial" w:eastAsia="Arial"/>
+                <w:b w:val="0"/>
+                <w:i w:val="0"/>
+                <w:sz w:val="17"/>
+              </w:rPr>
+              <w:t xml:space="preserve"> so the local one still runs, and do the comparison on the Melbourne task instead (table below).</w:t>
+            </w:r>
+          </w:p>
+        </w:tc>
+      </w:tr>
+      <w:tr>
+        <w:trPr>
+          <w:cantSplit/>
+          <w:trHeight w:val="595"/>
+        </w:trPr>
+        <w:tc>
+          <w:tcPr>
+            <w:tcW w:w="1555" w:type="dxa"/>
+          </w:tcPr>
+          <w:p>
+            <w:pPr>
+              <w:spacing w:before="80" w:after="40"/>
+            </w:pPr>
+            <w:r>
+              <w:rPr>
+                <w:rFonts w:ascii="Arial" w:hAnsi="Arial" w:cs="Arial" w:eastAsia="Arial"/>
+                <w:b/>
+                <w:i w:val="0"/>
+                <w:sz w:val="19"/>
+              </w:rPr>
+              <w:t>GradioUI chat</w:t>
+            </w:r>
+          </w:p>
+          <w:p>
+            <w:pPr>
+              <w:spacing w:before="0" w:after="40"/>
+            </w:pPr>
+            <w:r>
+              <w:rPr>
+                <w:rFonts w:ascii="Arial" w:hAnsi="Arial" w:cs="Arial" w:eastAsia="Arial"/>
+                <w:b w:val="0"/>
+                <w:i/>
+                <w:sz w:val="17"/>
+              </w:rPr>
+              <w:t>Step 7</w:t>
+            </w:r>
+          </w:p>
+        </w:tc>
+        <w:tc>
+          <w:tcPr>
+            <w:tcW w:w="4144" w:type="dxa"/>
+          </w:tcPr>
           <w:p>
             <w:pPr>
               <w:pStyle w:val="ListParagraph"/>
@@ -2614,7 +3263,7 @@
                 <w:i w:val="0"/>
                 <w:sz w:val="18"/>
               </w:rPr>
-              <w:t xml:space="preserve">Extra: asked a follow-up with </w:t>
+              <w:t xml:space="preserve">Wrapped the agent with the search tool in </w:t>
             </w:r>
             <w:r>
               <w:rPr>
@@ -2623,7 +3272,7 @@
                 <w:i w:val="0"/>
                 <w:sz w:val="17"/>
               </w:rPr>
-              <w:t>reset=False</w:t>
+              <w:t>GradioUI(agent).launch()</w:t>
             </w:r>
             <w:r>
               <w:rPr>
@@ -2632,17 +3281,7 @@
                 <w:i w:val="0"/>
                 <w:sz w:val="18"/>
               </w:rPr>
-              <w:t xml:space="preserve"> – </w:t>
-            </w:r>
-            <w:r>
-              <w:rPr>
-                <w:rFonts w:ascii="Arial" w:hAnsi="Arial" w:cs="Arial" w:eastAsia="Arial"/>
-                <w:b w:val="0"/>
-                <w:i w:val="0"/>
-                <w:sz w:val="18"/>
-                <w:highlight w:val="yellow"/>
-              </w:rPr>
-              <w:t>did it remember the population without searching again?</w:t>
+              <w:t xml:space="preserve"> – the chat opened at http://127.0.0.1:7860 and I typed 'hello'.</w:t>
             </w:r>
           </w:p>
         </w:tc>
@@ -2700,7 +3339,21 @@
                 <w:i w:val="0"/>
                 <w:sz w:val="17"/>
               </w:rPr>
-              <w:t>The agent's 'memory' is just this list of steps being sent to the model again.</w:t>
+              <w:t>GradioUI shows the agent's steps in the chat, not just the final answer.</w:t>
+            </w:r>
+          </w:p>
+          <w:p>
+            <w:pPr>
+              <w:spacing w:before="80" w:after="20"/>
+            </w:pPr>
+            <w:r>
+              <w:rPr>
+                <w:rFonts w:ascii="Arial" w:hAnsi="Arial" w:cs="Arial" w:eastAsia="Arial"/>
+                <w:b/>
+                <w:i w:val="0"/>
+                <w:sz w:val="19"/>
+              </w:rPr>
+              <w:t>Problems:</w:t>
             </w:r>
           </w:p>
           <w:p>
@@ -2719,21 +3372,43 @@
                 <w:i w:val="0"/>
                 <w:sz w:val="17"/>
               </w:rPr>
-              <w:t>The input gets bigger every step because the whole memory is sent to the model again each time.</w:t>
-            </w:r>
-          </w:p>
-          <w:p>
-            <w:pPr>
-              <w:spacing w:before="80" w:after="20"/>
-            </w:pPr>
-            <w:r>
-              <w:rPr>
-                <w:rFonts w:ascii="Arial" w:hAnsi="Arial" w:cs="Arial" w:eastAsia="Arial"/>
-                <w:b/>
-                <w:i w:val="0"/>
-                <w:sz w:val="19"/>
-              </w:rPr>
-              <w:t>Problems:</w:t>
+              <w:t xml:space="preserve">It answered with '400 – model does not exist', because I typed the model name as </w:t>
+            </w:r>
+            <w:r>
+              <w:rPr>
+                <w:rFonts w:ascii="Consolas" w:hAnsi="Consolas" w:cs="Consolas" w:eastAsia="Consolas"/>
+                <w:b w:val="0"/>
+                <w:i w:val="0"/>
+                <w:sz w:val="16"/>
+              </w:rPr>
+              <w:t>meta-llama-3.3-70B-Instruct</w:t>
+            </w:r>
+            <w:r>
+              <w:rPr>
+                <w:rFonts w:ascii="Arial" w:hAnsi="Arial" w:cs="Arial" w:eastAsia="Arial"/>
+                <w:b w:val="0"/>
+                <w:i w:val="0"/>
+                <w:sz w:val="17"/>
+              </w:rPr>
+              <w:t xml:space="preserve"> instead of </w:t>
+            </w:r>
+            <w:r>
+              <w:rPr>
+                <w:rFonts w:ascii="Consolas" w:hAnsi="Consolas" w:cs="Consolas" w:eastAsia="Consolas"/>
+                <w:b w:val="0"/>
+                <w:i w:val="0"/>
+                <w:sz w:val="16"/>
+              </w:rPr>
+              <w:t>meta-llama/Llama-3.3-70B-Instruct</w:t>
+            </w:r>
+            <w:r>
+              <w:rPr>
+                <w:rFonts w:ascii="Arial" w:hAnsi="Arial" w:cs="Arial" w:eastAsia="Arial"/>
+                <w:b w:val="0"/>
+                <w:i w:val="0"/>
+                <w:sz w:val="17"/>
+              </w:rPr>
+              <w:t xml:space="preserve"> (and my credits were used up anyway).</w:t>
             </w:r>
           </w:p>
           <w:p>
@@ -2747,12 +3422,21 @@
             </w:pPr>
             <w:r>
               <w:rPr>
-                <w:rFonts w:ascii="Arial" w:hAnsi="Arial" w:cs="Arial" w:eastAsia="Arial"/>
-                <w:b w:val="0"/>
-                <w:i w:val="0"/>
-                <w:sz w:val="17"/>
-              </w:rPr>
-              <w:t>None really for this one.</w:t>
+                <w:rFonts w:ascii="Consolas" w:hAnsi="Consolas" w:cs="Consolas" w:eastAsia="Consolas"/>
+                <w:b w:val="0"/>
+                <w:i w:val="0"/>
+                <w:sz w:val="16"/>
+              </w:rPr>
+              <w:t>launch()</w:t>
+            </w:r>
+            <w:r>
+              <w:rPr>
+                <w:rFonts w:ascii="Arial" w:hAnsi="Arial" w:cs="Arial" w:eastAsia="Arial"/>
+                <w:b w:val="0"/>
+                <w:i w:val="0"/>
+                <w:sz w:val="17"/>
+              </w:rPr>
+              <w:t xml:space="preserve"> keeps the cell running, so I had to stop it (KeyboardInterrupt) to use the notebook again.</w:t>
             </w:r>
           </w:p>
         </w:tc>
@@ -2777,7 +3461,7 @@
                 <w:i w:val="0"/>
                 <w:sz w:val="19"/>
               </w:rPr>
-              <w:t>Local model</w:t>
+              <w:t>Class notes</w:t>
             </w:r>
           </w:p>
           <w:p>
@@ -2791,16 +3475,7 @@
                 <w:i/>
                 <w:sz w:val="17"/>
               </w:rPr>
-              <w:t xml:space="preserve">Step 5, </w:t>
-            </w:r>
-            <w:r>
-              <w:rPr>
-                <w:rFonts w:ascii="Consolas" w:hAnsi="Consolas" w:cs="Consolas" w:eastAsia="Consolas"/>
-                <w:b w:val="0"/>
-                <w:i/>
-                <w:sz w:val="16"/>
-              </w:rPr>
-              <w:t>TransformersModel</w:t>
+              <w:t>Agent architecture &amp; design patterns</w:t>
             </w:r>
           </w:p>
         </w:tc>
@@ -2824,17 +3499,18 @@
                 <w:i w:val="0"/>
                 <w:sz w:val="18"/>
               </w:rPr>
-              <w:t xml:space="preserve">Swapped </w:t>
-            </w:r>
-            <w:r>
-              <w:rPr>
-                <w:rFonts w:ascii="Consolas" w:hAnsi="Consolas" w:cs="Consolas" w:eastAsia="Consolas"/>
-                <w:b w:val="0"/>
-                <w:i w:val="0"/>
-                <w:sz w:val="17"/>
-              </w:rPr>
-              <w:t>InferenceClientModel</w:t>
-            </w:r>
+              <w:t>What makes an AI system 'agentic': it works towards a goal by reasoning, planning, memory, using tools and repeating actions (observe → think → plan → act → repeat).</w:t>
+            </w:r>
+          </w:p>
+          <w:p>
+            <w:pPr>
+              <w:pStyle w:val="ListParagraph"/>
+              <w:numPr>
+                <w:ilvl w:val="0"/>
+                <w:numId w:val="1"/>
+              </w:numPr>
+              <w:spacing w:before="0" w:after="60"/>
+            </w:pPr>
             <w:r>
               <w:rPr>
                 <w:rFonts w:ascii="Arial" w:hAnsi="Arial" w:cs="Arial" w:eastAsia="Arial"/>
@@ -2842,17 +3518,18 @@
                 <w:i w:val="0"/>
                 <w:sz w:val="18"/>
               </w:rPr>
-              <w:t xml:space="preserve"> for </w:t>
-            </w:r>
-            <w:r>
-              <w:rPr>
-                <w:rFonts w:ascii="Consolas" w:hAnsi="Consolas" w:cs="Consolas" w:eastAsia="Consolas"/>
-                <w:b w:val="0"/>
-                <w:i w:val="0"/>
-                <w:sz w:val="17"/>
-              </w:rPr>
-              <w:t>TransformersModel("Qwen/Qwen2.5-1.5B-Instruct")</w:t>
-            </w:r>
+              <w:t>Core parts: the LLM (the brain), memory, a planner, a tool executor, the environment and reflection. Memory types: working, short-term, long-term and procedural.</w:t>
+            </w:r>
+          </w:p>
+          <w:p>
+            <w:pPr>
+              <w:pStyle w:val="ListParagraph"/>
+              <w:numPr>
+                <w:ilvl w:val="0"/>
+                <w:numId w:val="1"/>
+              </w:numPr>
+              <w:spacing w:before="0" w:after="60"/>
+            </w:pPr>
             <w:r>
               <w:rPr>
                 <w:rFonts w:ascii="Arial" w:hAnsi="Arial" w:cs="Arial" w:eastAsia="Arial"/>
@@ -2860,17 +3537,7 @@
                 <w:i w:val="0"/>
                 <w:sz w:val="18"/>
               </w:rPr>
-              <w:t xml:space="preserve"> and ran the same task: </w:t>
-            </w:r>
-            <w:r>
-              <w:rPr>
-                <w:rFonts w:ascii="Arial" w:hAnsi="Arial" w:cs="Arial" w:eastAsia="Arial"/>
-                <w:b w:val="0"/>
-                <w:i w:val="0"/>
-                <w:sz w:val="18"/>
-                <w:highlight w:val="yellow"/>
-              </w:rPr>
-              <w:t>how long it took / did it finish?</w:t>
+              <w:t>Three design patterns – tool use, reflection (generate → critique → refine) and planning – and autonomy levels L0 (prompt-based) to L5 (full autonomy).</w:t>
             </w:r>
           </w:p>
         </w:tc>
@@ -2928,25 +3595,7 @@
                 <w:i w:val="0"/>
                 <w:sz w:val="17"/>
               </w:rPr>
-              <w:t xml:space="preserve">Only the </w:t>
-            </w:r>
-            <w:r>
-              <w:rPr>
-                <w:rFonts w:ascii="Consolas" w:hAnsi="Consolas" w:cs="Consolas" w:eastAsia="Consolas"/>
-                <w:b w:val="0"/>
-                <w:i w:val="0"/>
-                <w:sz w:val="16"/>
-              </w:rPr>
-              <w:t>model=</w:t>
-            </w:r>
-            <w:r>
-              <w:rPr>
-                <w:rFonts w:ascii="Arial" w:hAnsi="Arial" w:cs="Arial" w:eastAsia="Arial"/>
-                <w:b w:val="0"/>
-                <w:i w:val="0"/>
-                <w:sz w:val="17"/>
-              </w:rPr>
-              <w:t xml:space="preserve"> line changed – the agent, tool and task stayed exactly the same.</w:t>
+              <w:t>The context window isn't memory – it's temporary. Real memory is stored, searched and reused, and finding the right thing matters more than storing more.</w:t>
             </w:r>
           </w:p>
           <w:p>
@@ -2965,7 +3614,7 @@
                 <w:i w:val="0"/>
                 <w:sz w:val="17"/>
               </w:rPr>
-              <w:t>A 1.5B model is much worse at following the strict 'Thought + code' format than a 70B one.</w:t>
+              <w:t>Today's agent was a mix of tool use and planning; the error messages fed back to the model are a simple kind of reflection.</w:t>
             </w:r>
           </w:p>
           <w:p>
@@ -2998,43 +3647,7 @@
                 <w:i w:val="0"/>
                 <w:sz w:val="17"/>
               </w:rPr>
-              <w:t xml:space="preserve">The first run downloads about 3 GB, and it runs on my CPU, so it's much slower than the cloud. I gave it </w:t>
-            </w:r>
-            <w:r>
-              <w:rPr>
-                <w:rFonts w:ascii="Consolas" w:hAnsi="Consolas" w:cs="Consolas" w:eastAsia="Consolas"/>
-                <w:b w:val="0"/>
-                <w:i w:val="0"/>
-                <w:sz w:val="16"/>
-              </w:rPr>
-              <w:t>max_new_tokens=1024</w:t>
-            </w:r>
-            <w:r>
-              <w:rPr>
-                <w:rFonts w:ascii="Arial" w:hAnsi="Arial" w:cs="Arial" w:eastAsia="Arial"/>
-                <w:b w:val="0"/>
-                <w:i w:val="0"/>
-                <w:sz w:val="17"/>
-              </w:rPr>
-              <w:t xml:space="preserve"> and the agents </w:t>
-            </w:r>
-            <w:r>
-              <w:rPr>
-                <w:rFonts w:ascii="Consolas" w:hAnsi="Consolas" w:cs="Consolas" w:eastAsia="Consolas"/>
-                <w:b w:val="0"/>
-                <w:i w:val="0"/>
-                <w:sz w:val="16"/>
-              </w:rPr>
-              <w:t>max_steps=6</w:t>
-            </w:r>
-            <w:r>
-              <w:rPr>
-                <w:rFonts w:ascii="Arial" w:hAnsi="Arial" w:cs="Arial" w:eastAsia="Arial"/>
-                <w:b w:val="0"/>
-                <w:i w:val="0"/>
-                <w:sz w:val="17"/>
-              </w:rPr>
-              <w:t xml:space="preserve"> so it can't ramble forever.</w:t>
+              <w:t>None really for this one.</w:t>
             </w:r>
           </w:p>
         </w:tc>
@@ -3059,7 +3672,7 @@
                 <w:i w:val="0"/>
                 <w:sz w:val="19"/>
               </w:rPr>
-              <w:t>Cloud vs local</w:t>
+              <w:t>Checkpoint questions</w:t>
             </w:r>
           </w:p>
           <w:p>
@@ -3073,16 +3686,7 @@
                 <w:i/>
                 <w:sz w:val="17"/>
               </w:rPr>
-              <w:t xml:space="preserve">Step 6, </w:t>
-            </w:r>
-            <w:r>
-              <w:rPr>
-                <w:rFonts w:ascii="Consolas" w:hAnsi="Consolas" w:cs="Consolas" w:eastAsia="Consolas"/>
-                <w:b w:val="0"/>
-                <w:i/>
-                <w:sz w:val="16"/>
-              </w:rPr>
-              <w:t>run_and_time</w:t>
+              <w:t>+ deliverable</w:t>
             </w:r>
           </w:p>
         </w:tc>
@@ -3106,119 +3710,7 @@
                 <w:i w:val="0"/>
                 <w:sz w:val="18"/>
               </w:rPr>
-              <w:t xml:space="preserve">Used the sheet's </w:t>
-            </w:r>
-            <w:r>
-              <w:rPr>
-                <w:rFonts w:ascii="Consolas" w:hAnsi="Consolas" w:cs="Consolas" w:eastAsia="Consolas"/>
-                <w:b w:val="0"/>
-                <w:i w:val="0"/>
-                <w:sz w:val="17"/>
-              </w:rPr>
-              <w:t>run_and_time</w:t>
-            </w:r>
-            <w:r>
-              <w:rPr>
-                <w:rFonts w:ascii="Arial" w:hAnsi="Arial" w:cs="Arial" w:eastAsia="Arial"/>
-                <w:b w:val="0"/>
-                <w:i w:val="0"/>
-                <w:sz w:val="18"/>
-              </w:rPr>
-              <w:t xml:space="preserve"> with two agents that only differ in the model line and quiet logs (</w:t>
-            </w:r>
-            <w:r>
-              <w:rPr>
-                <w:rFonts w:ascii="Consolas" w:hAnsi="Consolas" w:cs="Consolas" w:eastAsia="Consolas"/>
-                <w:b w:val="0"/>
-                <w:i w:val="0"/>
-                <w:sz w:val="17"/>
-              </w:rPr>
-              <w:t>LogLevel.ERROR</w:t>
-            </w:r>
-            <w:r>
-              <w:rPr>
-                <w:rFonts w:ascii="Arial" w:hAnsi="Arial" w:cs="Arial" w:eastAsia="Arial"/>
-                <w:b w:val="0"/>
-                <w:i w:val="0"/>
-                <w:sz w:val="18"/>
-              </w:rPr>
-              <w:t>).</w:t>
-            </w:r>
-          </w:p>
-          <w:p>
-            <w:pPr>
-              <w:pStyle w:val="ListParagraph"/>
-              <w:numPr>
-                <w:ilvl w:val="0"/>
-                <w:numId w:val="1"/>
-              </w:numPr>
-              <w:spacing w:before="0" w:after="60"/>
-            </w:pPr>
-            <w:r>
-              <w:rPr>
-                <w:rFonts w:ascii="Arial" w:hAnsi="Arial" w:cs="Arial" w:eastAsia="Arial"/>
-                <w:b w:val="0"/>
-                <w:i w:val="0"/>
-                <w:sz w:val="18"/>
-              </w:rPr>
-              <w:t xml:space="preserve">Weather question – cloud: </w:t>
-            </w:r>
-            <w:r>
-              <w:rPr>
-                <w:rFonts w:ascii="Arial" w:hAnsi="Arial" w:cs="Arial" w:eastAsia="Arial"/>
-                <w:b w:val="0"/>
-                <w:i w:val="0"/>
-                <w:sz w:val="18"/>
-                <w:highlight w:val="yellow"/>
-              </w:rPr>
-              <w:t>x</w:t>
-            </w:r>
-            <w:r>
-              <w:rPr>
-                <w:rFonts w:ascii="Arial" w:hAnsi="Arial" w:cs="Arial" w:eastAsia="Arial"/>
-                <w:b w:val="0"/>
-                <w:i w:val="0"/>
-                <w:sz w:val="18"/>
-              </w:rPr>
-              <w:t xml:space="preserve"> s, local: </w:t>
-            </w:r>
-            <w:r>
-              <w:rPr>
-                <w:rFonts w:ascii="Arial" w:hAnsi="Arial" w:cs="Arial" w:eastAsia="Arial"/>
-                <w:b w:val="0"/>
-                <w:i w:val="0"/>
-                <w:sz w:val="18"/>
-                <w:highlight w:val="yellow"/>
-              </w:rPr>
-              <w:t>x</w:t>
-            </w:r>
-            <w:r>
-              <w:rPr>
-                <w:rFonts w:ascii="Arial" w:hAnsi="Arial" w:cs="Arial" w:eastAsia="Arial"/>
-                <w:b w:val="0"/>
-                <w:i w:val="0"/>
-                <w:sz w:val="18"/>
-              </w:rPr>
-              <w:t xml:space="preserve"> s.</w:t>
-            </w:r>
-          </w:p>
-          <w:p>
-            <w:pPr>
-              <w:pStyle w:val="ListParagraph"/>
-              <w:numPr>
-                <w:ilvl w:val="0"/>
-                <w:numId w:val="1"/>
-              </w:numPr>
-              <w:spacing w:before="0" w:after="60"/>
-            </w:pPr>
-            <w:r>
-              <w:rPr>
-                <w:rFonts w:ascii="Arial" w:hAnsi="Arial" w:cs="Arial" w:eastAsia="Arial"/>
-                <w:b w:val="0"/>
-                <w:i w:val="0"/>
-                <w:sz w:val="18"/>
-              </w:rPr>
-              <w:t>Put both tasks side by side in a table (below).</w:t>
+              <w:t>Answered the 4 checkpoint questions and made the cloud vs local table (below).</w:t>
             </w:r>
           </w:p>
         </w:tc>
@@ -3276,7 +3768,7 @@
                 <w:i w:val="0"/>
                 <w:sz w:val="17"/>
               </w:rPr>
-              <w:t>Cloud = fast and reliable but needs the token and internet; local = private and free but slow and less reliable on my laptop.</w:t>
+              <w:t>A framework saves a lot of code, but you still have to read the steps to trust the answer.</w:t>
             </w:r>
           </w:p>
           <w:p>
@@ -3309,359 +3801,6 @@
                 <w:i w:val="0"/>
                 <w:sz w:val="17"/>
               </w:rPr>
-              <w:t>I reused the local model I'd already loaded instead of loading a second 3 GB copy like the sheet's code does.</w:t>
-            </w:r>
-          </w:p>
-        </w:tc>
-      </w:tr>
-      <w:tr>
-        <w:trPr>
-          <w:cantSplit/>
-          <w:trHeight w:val="595"/>
-        </w:trPr>
-        <w:tc>
-          <w:tcPr>
-            <w:tcW w:w="1555" w:type="dxa"/>
-          </w:tcPr>
-          <w:p>
-            <w:pPr>
-              <w:spacing w:before="80" w:after="40"/>
-            </w:pPr>
-            <w:r>
-              <w:rPr>
-                <w:rFonts w:ascii="Arial" w:hAnsi="Arial" w:cs="Arial" w:eastAsia="Arial"/>
-                <w:b/>
-                <w:i w:val="0"/>
-                <w:sz w:val="19"/>
-              </w:rPr>
-              <w:t>GradioUI chat</w:t>
-            </w:r>
-          </w:p>
-          <w:p>
-            <w:pPr>
-              <w:spacing w:before="0" w:after="40"/>
-            </w:pPr>
-            <w:r>
-              <w:rPr>
-                <w:rFonts w:ascii="Arial" w:hAnsi="Arial" w:cs="Arial" w:eastAsia="Arial"/>
-                <w:b w:val="0"/>
-                <w:i/>
-                <w:sz w:val="17"/>
-              </w:rPr>
-              <w:t>Step 7</w:t>
-            </w:r>
-          </w:p>
-        </w:tc>
-        <w:tc>
-          <w:tcPr>
-            <w:tcW w:w="4144" w:type="dxa"/>
-          </w:tcPr>
-          <w:p>
-            <w:pPr>
-              <w:pStyle w:val="ListParagraph"/>
-              <w:numPr>
-                <w:ilvl w:val="0"/>
-                <w:numId w:val="1"/>
-              </w:numPr>
-              <w:spacing w:before="0" w:after="60"/>
-            </w:pPr>
-            <w:r>
-              <w:rPr>
-                <w:rFonts w:ascii="Arial" w:hAnsi="Arial" w:cs="Arial" w:eastAsia="Arial"/>
-                <w:b w:val="0"/>
-                <w:i w:val="0"/>
-                <w:sz w:val="18"/>
-              </w:rPr>
-              <w:t xml:space="preserve">Wrapped the cloud agent (with web search) in </w:t>
-            </w:r>
-            <w:r>
-              <w:rPr>
-                <w:rFonts w:ascii="Consolas" w:hAnsi="Consolas" w:cs="Consolas" w:eastAsia="Consolas"/>
-                <w:b w:val="0"/>
-                <w:i w:val="0"/>
-                <w:sz w:val="17"/>
-              </w:rPr>
-              <w:t>GradioUI</w:t>
-            </w:r>
-            <w:r>
-              <w:rPr>
-                <w:rFonts w:ascii="Arial" w:hAnsi="Arial" w:cs="Arial" w:eastAsia="Arial"/>
-                <w:b w:val="0"/>
-                <w:i w:val="0"/>
-                <w:sz w:val="18"/>
-              </w:rPr>
-              <w:t xml:space="preserve"> and chatted with it in the browser – you can see each step it takes, and it remembers earlier messages.</w:t>
-            </w:r>
-          </w:p>
-        </w:tc>
-        <w:tc>
-          <w:tcPr>
-            <w:tcW w:w="883" w:type="dxa"/>
-          </w:tcPr>
-          <w:p>
-            <w:pPr>
-              <w:spacing w:before="80" w:after="40"/>
-              <w:jc w:val="center"/>
-            </w:pPr>
-            <w:r>
-              <w:rPr>
-                <w:rFonts w:ascii="Arial" w:hAnsi="Arial" w:cs="Arial" w:eastAsia="Arial"/>
-                <w:b/>
-                <w:i w:val="0"/>
-                <w:sz w:val="19"/>
-              </w:rPr>
-              <w:t>0.5 h</w:t>
-            </w:r>
-          </w:p>
-        </w:tc>
-        <w:tc>
-          <w:tcPr>
-            <w:tcW w:w="2383" w:type="dxa"/>
-          </w:tcPr>
-          <w:p>
-            <w:pPr>
-              <w:spacing w:before="80" w:after="20"/>
-            </w:pPr>
-            <w:r>
-              <w:rPr>
-                <w:rFonts w:ascii="Arial" w:hAnsi="Arial" w:cs="Arial" w:eastAsia="Arial"/>
-                <w:b/>
-                <w:i w:val="0"/>
-                <w:sz w:val="19"/>
-              </w:rPr>
-              <w:t>Learning:</w:t>
-            </w:r>
-          </w:p>
-          <w:p>
-            <w:pPr>
-              <w:pStyle w:val="ListParagraph"/>
-              <w:numPr>
-                <w:ilvl w:val="0"/>
-                <w:numId w:val="1"/>
-              </w:numPr>
-              <w:spacing w:before="0" w:after="40"/>
-            </w:pPr>
-            <w:r>
-              <w:rPr>
-                <w:rFonts w:ascii="Arial" w:hAnsi="Arial" w:cs="Arial" w:eastAsia="Arial"/>
-                <w:b w:val="0"/>
-                <w:i w:val="0"/>
-                <w:sz w:val="17"/>
-              </w:rPr>
-              <w:t>GradioUI shows the agent's thoughts and code as it works, not just the final answer.</w:t>
-            </w:r>
-          </w:p>
-          <w:p>
-            <w:pPr>
-              <w:spacing w:before="80" w:after="20"/>
-            </w:pPr>
-            <w:r>
-              <w:rPr>
-                <w:rFonts w:ascii="Arial" w:hAnsi="Arial" w:cs="Arial" w:eastAsia="Arial"/>
-                <w:b/>
-                <w:i w:val="0"/>
-                <w:sz w:val="19"/>
-              </w:rPr>
-              <w:t>Problems:</w:t>
-            </w:r>
-          </w:p>
-          <w:p>
-            <w:pPr>
-              <w:pStyle w:val="ListParagraph"/>
-              <w:numPr>
-                <w:ilvl w:val="0"/>
-                <w:numId w:val="1"/>
-              </w:numPr>
-              <w:spacing w:before="0" w:after="40"/>
-            </w:pPr>
-            <w:r>
-              <w:rPr>
-                <w:rFonts w:ascii="Consolas" w:hAnsi="Consolas" w:cs="Consolas" w:eastAsia="Consolas"/>
-                <w:b w:val="0"/>
-                <w:i w:val="0"/>
-                <w:sz w:val="16"/>
-              </w:rPr>
-              <w:t>GradioUI(agent).launch()</w:t>
-            </w:r>
-            <w:r>
-              <w:rPr>
-                <w:rFonts w:ascii="Arial" w:hAnsi="Arial" w:cs="Arial" w:eastAsia="Arial"/>
-                <w:b w:val="0"/>
-                <w:i w:val="0"/>
-                <w:sz w:val="17"/>
-              </w:rPr>
-              <w:t xml:space="preserve"> blocks the notebook (debug mode) and makes a public share link by default, so I used </w:t>
-            </w:r>
-            <w:r>
-              <w:rPr>
-                <w:rFonts w:ascii="Consolas" w:hAnsi="Consolas" w:cs="Consolas" w:eastAsia="Consolas"/>
-                <w:b w:val="0"/>
-                <w:i w:val="0"/>
-                <w:sz w:val="16"/>
-              </w:rPr>
-              <w:t>create_app().launch(share=False)</w:t>
-            </w:r>
-            <w:r>
-              <w:rPr>
-                <w:rFonts w:ascii="Arial" w:hAnsi="Arial" w:cs="Arial" w:eastAsia="Arial"/>
-                <w:b w:val="0"/>
-                <w:i w:val="0"/>
-                <w:sz w:val="17"/>
-              </w:rPr>
-              <w:t xml:space="preserve"> instead.</w:t>
-            </w:r>
-          </w:p>
-        </w:tc>
-      </w:tr>
-      <w:tr>
-        <w:trPr>
-          <w:cantSplit/>
-          <w:trHeight w:val="595"/>
-        </w:trPr>
-        <w:tc>
-          <w:tcPr>
-            <w:tcW w:w="1555" w:type="dxa"/>
-          </w:tcPr>
-          <w:p>
-            <w:pPr>
-              <w:spacing w:before="80" w:after="40"/>
-            </w:pPr>
-            <w:r>
-              <w:rPr>
-                <w:rFonts w:ascii="Arial" w:hAnsi="Arial" w:cs="Arial" w:eastAsia="Arial"/>
-                <w:b/>
-                <w:i w:val="0"/>
-                <w:sz w:val="19"/>
-              </w:rPr>
-              <w:t>Checkpoint questions</w:t>
-            </w:r>
-          </w:p>
-          <w:p>
-            <w:pPr>
-              <w:spacing w:before="0" w:after="40"/>
-            </w:pPr>
-            <w:r>
-              <w:rPr>
-                <w:rFonts w:ascii="Arial" w:hAnsi="Arial" w:cs="Arial" w:eastAsia="Arial"/>
-                <w:b w:val="0"/>
-                <w:i/>
-                <w:sz w:val="17"/>
-              </w:rPr>
-              <w:t>+ deliverable</w:t>
-            </w:r>
-          </w:p>
-        </w:tc>
-        <w:tc>
-          <w:tcPr>
-            <w:tcW w:w="4144" w:type="dxa"/>
-          </w:tcPr>
-          <w:p>
-            <w:pPr>
-              <w:pStyle w:val="ListParagraph"/>
-              <w:numPr>
-                <w:ilvl w:val="0"/>
-                <w:numId w:val="1"/>
-              </w:numPr>
-              <w:spacing w:before="0" w:after="60"/>
-            </w:pPr>
-            <w:r>
-              <w:rPr>
-                <w:rFonts w:ascii="Arial" w:hAnsi="Arial" w:cs="Arial" w:eastAsia="Arial"/>
-                <w:b w:val="0"/>
-                <w:i w:val="0"/>
-                <w:sz w:val="18"/>
-              </w:rPr>
-              <w:t>Answered the 4 checkpoint questions from my own run (below the screenshots).</w:t>
-            </w:r>
-          </w:p>
-        </w:tc>
-        <w:tc>
-          <w:tcPr>
-            <w:tcW w:w="883" w:type="dxa"/>
-          </w:tcPr>
-          <w:p>
-            <w:pPr>
-              <w:spacing w:before="80" w:after="40"/>
-              <w:jc w:val="center"/>
-            </w:pPr>
-            <w:r>
-              <w:rPr>
-                <w:rFonts w:ascii="Arial" w:hAnsi="Arial" w:cs="Arial" w:eastAsia="Arial"/>
-                <w:b/>
-                <w:i w:val="0"/>
-                <w:sz w:val="19"/>
-              </w:rPr>
-              <w:t>0.5 h</w:t>
-            </w:r>
-          </w:p>
-        </w:tc>
-        <w:tc>
-          <w:tcPr>
-            <w:tcW w:w="2383" w:type="dxa"/>
-          </w:tcPr>
-          <w:p>
-            <w:pPr>
-              <w:spacing w:before="80" w:after="20"/>
-            </w:pPr>
-            <w:r>
-              <w:rPr>
-                <w:rFonts w:ascii="Arial" w:hAnsi="Arial" w:cs="Arial" w:eastAsia="Arial"/>
-                <w:b/>
-                <w:i w:val="0"/>
-                <w:sz w:val="19"/>
-              </w:rPr>
-              <w:t>Learning:</w:t>
-            </w:r>
-          </w:p>
-          <w:p>
-            <w:pPr>
-              <w:pStyle w:val="ListParagraph"/>
-              <w:numPr>
-                <w:ilvl w:val="0"/>
-                <w:numId w:val="1"/>
-              </w:numPr>
-              <w:spacing w:before="0" w:after="40"/>
-            </w:pPr>
-            <w:r>
-              <w:rPr>
-                <w:rFonts w:ascii="Arial" w:hAnsi="Arial" w:cs="Arial" w:eastAsia="Arial"/>
-                <w:b w:val="0"/>
-                <w:i w:val="0"/>
-                <w:sz w:val="17"/>
-              </w:rPr>
-              <w:t>Frameworks save a lot of code, but you have to look at the steps to trust the answer.</w:t>
-            </w:r>
-          </w:p>
-          <w:p>
-            <w:pPr>
-              <w:spacing w:before="80" w:after="20"/>
-            </w:pPr>
-            <w:r>
-              <w:rPr>
-                <w:rFonts w:ascii="Arial" w:hAnsi="Arial" w:cs="Arial" w:eastAsia="Arial"/>
-                <w:b/>
-                <w:i w:val="0"/>
-                <w:sz w:val="19"/>
-              </w:rPr>
-              <w:t>Problems:</w:t>
-            </w:r>
-          </w:p>
-          <w:p>
-            <w:pPr>
-              <w:pStyle w:val="ListParagraph"/>
-              <w:numPr>
-                <w:ilvl w:val="0"/>
-                <w:numId w:val="1"/>
-              </w:numPr>
-              <w:spacing w:before="0" w:after="40"/>
-            </w:pPr>
-            <w:r>
-              <w:rPr>
-                <w:rFonts w:ascii="Arial" w:hAnsi="Arial" w:cs="Arial" w:eastAsia="Arial"/>
-                <w:b w:val="0"/>
-                <w:i w:val="0"/>
-                <w:sz w:val="17"/>
-              </w:rPr>
               <w:t>None really for this one.</w:t>
             </w:r>
           </w:p>
@@ -3708,7 +3847,7 @@
                 <w:i w:val="0"/>
                 <w:sz w:val="19"/>
               </w:rPr>
-              <w:t>5 h</w:t>
+              <w:t>6 h</w:t>
             </w:r>
           </w:p>
         </w:tc>
@@ -3784,7 +3923,81 @@
           <w:i/>
           <w:sz w:val="18"/>
         </w:rPr>
-        <w:t>The yellow boxes are screenshots I still need to add.</w:t>
+        <w:t xml:space="preserve">Figure 2.1 is made from the step times my notebook printed. The yellow boxes are screenshots I still need to add (take them from </w:t>
+      </w:r>
+      <w:r>
+        <w:rPr>
+          <w:rFonts w:ascii="Consolas" w:hAnsi="Consolas" w:cs="Consolas" w:eastAsia="Consolas"/>
+          <w:b w:val="0"/>
+          <w:i/>
+          <w:sz w:val="17"/>
+        </w:rPr>
+        <w:t>Lab2_completed.ipynb</w:t>
+      </w:r>
+      <w:r>
+        <w:rPr>
+          <w:rFonts w:ascii="Arial" w:hAnsi="Arial" w:cs="Arial" w:eastAsia="Arial"/>
+          <w:b w:val="0"/>
+          <w:i/>
+          <w:sz w:val="18"/>
+        </w:rPr>
+        <w:t xml:space="preserve"> – the copy without the token).</w:t>
+      </w:r>
+    </w:p>
+    <w:p>
+      <w:pPr>
+        <w:keepNext/>
+        <w:spacing w:before="120" w:after="40"/>
+        <w:jc w:val="center"/>
+      </w:pPr>
+      <w:r>
+        <w:drawing>
+          <wp:inline xmlns:a="http://schemas.openxmlformats.org/drawingml/2006/main" xmlns:pic="http://schemas.openxmlformats.org/drawingml/2006/picture">
+            <wp:extent cx="5669280" cy="2992120"/>
+            <wp:docPr id="1" name="Picture 1"/>
+            <wp:cNvGraphicFramePr>
+              <a:graphicFrameLocks noChangeAspect="1"/>
+            </wp:cNvGraphicFramePr>
+            <a:graphic>
+              <a:graphicData uri="http://schemas.openxmlformats.org/drawingml/2006/picture">
+                <pic:pic>
+                  <pic:nvPicPr>
+                    <pic:cNvPr id="0" name="2_1_step_times.png"/>
+                    <pic:cNvPicPr/>
+                  </pic:nvPicPr>
+                  <pic:blipFill>
+                    <a:blip r:embed="rId15"/>
+                    <a:stretch>
+                      <a:fillRect/>
+                    </a:stretch>
+                  </pic:blipFill>
+                  <pic:spPr>
+                    <a:xfrm>
+                      <a:off x="0" y="0"/>
+                      <a:ext cx="5669280" cy="2992120"/>
+                    </a:xfrm>
+                    <a:prstGeom prst="rect"/>
+                  </pic:spPr>
+                </pic:pic>
+              </a:graphicData>
+            </a:graphic>
+          </wp:inline>
+        </w:drawing>
+      </w:r>
+    </w:p>
+    <w:p>
+      <w:pPr>
+        <w:spacing w:before="0" w:after="160"/>
+        <w:jc w:val="center"/>
+      </w:pPr>
+      <w:r>
+        <w:rPr>
+          <w:rFonts w:ascii="Arial" w:hAnsi="Arial" w:cs="Arial" w:eastAsia="Arial"/>
+          <w:b w:val="0"/>
+          <w:i/>
+          <w:sz w:val="17"/>
+        </w:rPr>
+        <w:t>Figure 2.1 – seconds per step for the same task – cloud (3 steps, done) vs local (16 steps, stopped)</w:t>
       </w:r>
     </w:p>
     <w:tbl>
@@ -3848,7 +4061,7 @@
                 <w:i w:val="0"/>
                 <w:sz w:val="17"/>
               </w:rPr>
-              <w:t>What to capture: huggingface.co → Settings → Access Tokens with your token in the list (the value is hidden – good). Don't screenshot the pop-up that shows the full token.</w:t>
+              <w:t>What to capture: huggingface.co → Settings → Access Tokens with your (new) token in the list – the value is hidden. Not the pop-up that shows the full token.</w:t>
             </w:r>
           </w:p>
           <w:p>
@@ -3966,7 +4179,7 @@
                 <w:i w:val="0"/>
                 <w:sz w:val="19"/>
               </w:rPr>
-              <w:t>Terminal – installing smolagents</w:t>
+              <w:t>Notebook – cloud agent, no tools</w:t>
             </w:r>
           </w:p>
           <w:p>
@@ -3981,25 +4194,7 @@
                 <w:i w:val="0"/>
                 <w:sz w:val="17"/>
               </w:rPr>
-              <w:t xml:space="preserve">What to capture: the end of </w:t>
-            </w:r>
-            <w:r>
-              <w:rPr>
-                <w:rFonts w:ascii="Consolas" w:hAnsi="Consolas" w:cs="Consolas" w:eastAsia="Consolas"/>
-                <w:b w:val="0"/>
-                <w:i w:val="0"/>
-                <w:sz w:val="16"/>
-              </w:rPr>
-              <w:t>pip install "smolagents[toolkit]" "smolagents[transformers]"</w:t>
-            </w:r>
-            <w:r>
-              <w:rPr>
-                <w:rFonts w:ascii="Arial" w:hAnsi="Arial" w:cs="Arial" w:eastAsia="Arial"/>
-                <w:b w:val="0"/>
-                <w:i w:val="0"/>
-                <w:sz w:val="17"/>
-              </w:rPr>
-              <w:t xml:space="preserve"> ('Successfully installed …').</w:t>
+              <w:t>What to capture: the sum of 1 to 50 run: the 'New run' box, Step 1 (the formula code + 1275.0), Step 2 (final_answer) and the 1275.0 printed at the end.</w:t>
             </w:r>
           </w:p>
           <w:p>
@@ -4023,7 +4218,7 @@
                 <w:i/>
                 <w:sz w:val="15"/>
               </w:rPr>
-              <w:t>Lab 2/screenshots/2.2_pip_install.png</w:t>
+              <w:t>Lab 2/screenshots/2.2_no_tools.png</w:t>
             </w:r>
             <w:r>
               <w:rPr>
@@ -4068,7 +4263,7 @@
           <w:i/>
           <w:sz w:val="17"/>
         </w:rPr>
-        <w:t>Screenshot 2.2 – Terminal – installing smolagents</w:t>
+        <w:t>Screenshot 2.2 – Notebook – cloud agent, no tools</w:t>
       </w:r>
     </w:p>
     <w:tbl>
@@ -4117,7 +4312,7 @@
                 <w:i w:val="0"/>
                 <w:sz w:val="19"/>
               </w:rPr>
-              <w:t>Notebook – cloud agent, no tools</w:t>
+              <w:t>Notebook – web search, 3 cycles</w:t>
             </w:r>
           </w:p>
           <w:p>
@@ -4132,7 +4327,61 @@
                 <w:i w:val="0"/>
                 <w:sz w:val="17"/>
               </w:rPr>
-              <w:t>What to capture: the step 2 output: the 'New run' box, Step 1 / Step 2 with the code, 'Final answer: 1275' and the small step table.</w:t>
+              <w:t xml:space="preserve">What to capture: the Melbourne run: Step 1 with </w:t>
+            </w:r>
+            <w:r>
+              <w:rPr>
+                <w:rFonts w:ascii="Consolas" w:hAnsi="Consolas" w:cs="Consolas" w:eastAsia="Consolas"/>
+                <w:b w:val="0"/>
+                <w:i w:val="0"/>
+                <w:sz w:val="16"/>
+              </w:rPr>
+              <w:t>web_search(...)</w:t>
+            </w:r>
+            <w:r>
+              <w:rPr>
+                <w:rFonts w:ascii="Arial" w:hAnsi="Arial" w:cs="Arial" w:eastAsia="Arial"/>
+                <w:b w:val="0"/>
+                <w:i w:val="0"/>
+                <w:sz w:val="17"/>
+              </w:rPr>
+              <w:t xml:space="preserve"> + the start of its search results, then Steps 2 and 3 with 795000. Two shots are fine: </w:t>
+            </w:r>
+            <w:r>
+              <w:rPr>
+                <w:rFonts w:ascii="Consolas" w:hAnsi="Consolas" w:cs="Consolas" w:eastAsia="Consolas"/>
+                <w:b w:val="0"/>
+                <w:i w:val="0"/>
+                <w:sz w:val="16"/>
+              </w:rPr>
+              <w:t>2.3a_…</w:t>
+            </w:r>
+            <w:r>
+              <w:rPr>
+                <w:rFonts w:ascii="Arial" w:hAnsi="Arial" w:cs="Arial" w:eastAsia="Arial"/>
+                <w:b w:val="0"/>
+                <w:i w:val="0"/>
+                <w:sz w:val="17"/>
+              </w:rPr>
+              <w:t xml:space="preserve"> + </w:t>
+            </w:r>
+            <w:r>
+              <w:rPr>
+                <w:rFonts w:ascii="Consolas" w:hAnsi="Consolas" w:cs="Consolas" w:eastAsia="Consolas"/>
+                <w:b w:val="0"/>
+                <w:i w:val="0"/>
+                <w:sz w:val="16"/>
+              </w:rPr>
+              <w:t>2.3b_…</w:t>
+            </w:r>
+            <w:r>
+              <w:rPr>
+                <w:rFonts w:ascii="Arial" w:hAnsi="Arial" w:cs="Arial" w:eastAsia="Arial"/>
+                <w:b w:val="0"/>
+                <w:i w:val="0"/>
+                <w:sz w:val="17"/>
+              </w:rPr>
+              <w:t>.</w:t>
             </w:r>
           </w:p>
           <w:p>
@@ -4156,7 +4405,7 @@
                 <w:i/>
                 <w:sz w:val="15"/>
               </w:rPr>
-              <w:t>Lab 2/screenshots/2.3_no_tools.png</w:t>
+              <w:t>Lab 2/screenshots/2.3_web_search.png</w:t>
             </w:r>
             <w:r>
               <w:rPr>
@@ -4201,7 +4450,7 @@
           <w:i/>
           <w:sz w:val="17"/>
         </w:rPr>
-        <w:t>Screenshot 2.3 – Notebook – cloud agent, no tools</w:t>
+        <w:t>Screenshot 2.3 – Notebook – web search, 3 cycles</w:t>
       </w:r>
     </w:p>
     <w:tbl>
@@ -4250,7 +4499,7 @@
                 <w:i w:val="0"/>
                 <w:sz w:val="19"/>
               </w:rPr>
-              <w:t>Notebook – web search, two steps</w:t>
+              <w:t>Notebook – agent.memory.steps</w:t>
             </w:r>
           </w:p>
           <w:p>
@@ -4265,7 +4514,7 @@
                 <w:i w:val="0"/>
                 <w:sz w:val="17"/>
               </w:rPr>
-              <w:t xml:space="preserve">What to capture: the step 3 log: Step 1 with </w:t>
+              <w:t xml:space="preserve">What to capture: the memory cell: the </w:t>
             </w:r>
             <w:r>
               <w:rPr>
@@ -4274,16 +4523,16 @@
                 <w:i w:val="0"/>
                 <w:sz w:val="16"/>
               </w:rPr>
-              <w:t>web_search(...)</w:t>
-            </w:r>
-            <w:r>
-              <w:rPr>
-                <w:rFonts w:ascii="Arial" w:hAnsi="Arial" w:cs="Arial" w:eastAsia="Arial"/>
-                <w:b w:val="0"/>
-                <w:i w:val="0"/>
-                <w:sz w:val="17"/>
-              </w:rPr>
-              <w:t xml:space="preserve"> + its Execution logs, and Step 2 with the 15% maths + 'Final answer'. Two shots are fine: </w:t>
+              <w:t>TaskStep(...)</w:t>
+            </w:r>
+            <w:r>
+              <w:rPr>
+                <w:rFonts w:ascii="Arial" w:hAnsi="Arial" w:cs="Arial" w:eastAsia="Arial"/>
+                <w:b w:val="0"/>
+                <w:i w:val="0"/>
+                <w:sz w:val="17"/>
+              </w:rPr>
+              <w:t xml:space="preserve"> line and the start of the </w:t>
             </w:r>
             <w:r>
               <w:rPr>
@@ -4292,34 +4541,16 @@
                 <w:i w:val="0"/>
                 <w:sz w:val="16"/>
               </w:rPr>
-              <w:t>2.4a_…</w:t>
-            </w:r>
-            <w:r>
-              <w:rPr>
-                <w:rFonts w:ascii="Arial" w:hAnsi="Arial" w:cs="Arial" w:eastAsia="Arial"/>
-                <w:b w:val="0"/>
-                <w:i w:val="0"/>
-                <w:sz w:val="17"/>
-              </w:rPr>
-              <w:t xml:space="preserve"> + </w:t>
-            </w:r>
-            <w:r>
-              <w:rPr>
-                <w:rFonts w:ascii="Consolas" w:hAnsi="Consolas" w:cs="Consolas" w:eastAsia="Consolas"/>
-                <w:b w:val="0"/>
-                <w:i w:val="0"/>
-                <w:sz w:val="16"/>
-              </w:rPr>
-              <w:t>2.4b_…</w:t>
-            </w:r>
-            <w:r>
-              <w:rPr>
-                <w:rFonts w:ascii="Arial" w:hAnsi="Arial" w:cs="Arial" w:eastAsia="Arial"/>
-                <w:b w:val="0"/>
-                <w:i w:val="0"/>
-                <w:sz w:val="17"/>
-              </w:rPr>
-              <w:t>.</w:t>
+              <w:t>ActionStep(step_number=1, timing=…</w:t>
+            </w:r>
+            <w:r>
+              <w:rPr>
+                <w:rFonts w:ascii="Arial" w:hAnsi="Arial" w:cs="Arial" w:eastAsia="Arial"/>
+                <w:b w:val="0"/>
+                <w:i w:val="0"/>
+                <w:sz w:val="17"/>
+              </w:rPr>
+              <w:t xml:space="preserve"> lines.</w:t>
             </w:r>
           </w:p>
           <w:p>
@@ -4343,7 +4574,7 @@
                 <w:i/>
                 <w:sz w:val="15"/>
               </w:rPr>
-              <w:t>Lab 2/screenshots/2.4_web_search.png</w:t>
+              <w:t>Lab 2/screenshots/2.4_memory.png</w:t>
             </w:r>
             <w:r>
               <w:rPr>
@@ -4388,7 +4619,7 @@
           <w:i/>
           <w:sz w:val="17"/>
         </w:rPr>
-        <w:t>Screenshot 2.4 – Notebook – web search, two steps</w:t>
+        <w:t>Screenshot 2.4 – Notebook – agent.memory.steps</w:t>
       </w:r>
     </w:p>
     <w:tbl>
@@ -4437,7 +4668,7 @@
                 <w:i w:val="0"/>
                 <w:sz w:val="19"/>
               </w:rPr>
-              <w:t>Notebook – agent.memory.steps</w:t>
+              <w:t>Notebook – local model stuck</w:t>
             </w:r>
           </w:p>
           <w:p>
@@ -4452,7 +4683,43 @@
                 <w:i w:val="0"/>
                 <w:sz w:val="17"/>
               </w:rPr>
-              <w:t>What to capture: the step 4 output (TaskStep / ActionStep lines + the 'what smolagents records' line) and the follow-up's last line ('searched again: False …').</w:t>
+              <w:t xml:space="preserve">What to capture: the local run: Step 1 (105 s) and a couple of the 'Error in code parsing' steps with their durations. Two shots are fine: </w:t>
+            </w:r>
+            <w:r>
+              <w:rPr>
+                <w:rFonts w:ascii="Consolas" w:hAnsi="Consolas" w:cs="Consolas" w:eastAsia="Consolas"/>
+                <w:b w:val="0"/>
+                <w:i w:val="0"/>
+                <w:sz w:val="16"/>
+              </w:rPr>
+              <w:t>2.5a_…</w:t>
+            </w:r>
+            <w:r>
+              <w:rPr>
+                <w:rFonts w:ascii="Arial" w:hAnsi="Arial" w:cs="Arial" w:eastAsia="Arial"/>
+                <w:b w:val="0"/>
+                <w:i w:val="0"/>
+                <w:sz w:val="17"/>
+              </w:rPr>
+              <w:t xml:space="preserve"> + </w:t>
+            </w:r>
+            <w:r>
+              <w:rPr>
+                <w:rFonts w:ascii="Consolas" w:hAnsi="Consolas" w:cs="Consolas" w:eastAsia="Consolas"/>
+                <w:b w:val="0"/>
+                <w:i w:val="0"/>
+                <w:sz w:val="16"/>
+              </w:rPr>
+              <w:t>2.5b_…</w:t>
+            </w:r>
+            <w:r>
+              <w:rPr>
+                <w:rFonts w:ascii="Arial" w:hAnsi="Arial" w:cs="Arial" w:eastAsia="Arial"/>
+                <w:b w:val="0"/>
+                <w:i w:val="0"/>
+                <w:sz w:val="17"/>
+              </w:rPr>
+              <w:t>.</w:t>
             </w:r>
           </w:p>
           <w:p>
@@ -4476,7 +4743,7 @@
                 <w:i/>
                 <w:sz w:val="15"/>
               </w:rPr>
-              <w:t>Lab 2/screenshots/2.5_memory.png</w:t>
+              <w:t>Lab 2/screenshots/2.5_local_model.png</w:t>
             </w:r>
             <w:r>
               <w:rPr>
@@ -4521,7 +4788,7 @@
           <w:i/>
           <w:sz w:val="17"/>
         </w:rPr>
-        <w:t>Screenshot 2.5 – Notebook – agent.memory.steps</w:t>
+        <w:t>Screenshot 2.5 – Notebook – local model stuck</w:t>
       </w:r>
     </w:p>
     <w:tbl>
@@ -4570,7 +4837,7 @@
                 <w:i w:val="0"/>
                 <w:sz w:val="19"/>
               </w:rPr>
-              <w:t>Notebook – local model (TransformersModel)</w:t>
+              <w:t>Notebook – cloud vs local, 402 error</w:t>
             </w:r>
           </w:p>
           <w:p>
@@ -4585,7 +4852,25 @@
                 <w:i w:val="0"/>
                 <w:sz w:val="17"/>
               </w:rPr>
-              <w:t>What to capture: the step 5 output: 'loaded Qwen/… in … s', the steps and the final answer (or the error if it failed).</w:t>
+              <w:t xml:space="preserve">What to capture: the </w:t>
+            </w:r>
+            <w:r>
+              <w:rPr>
+                <w:rFonts w:ascii="Consolas" w:hAnsi="Consolas" w:cs="Consolas" w:eastAsia="Consolas"/>
+                <w:b w:val="0"/>
+                <w:i w:val="0"/>
+                <w:sz w:val="16"/>
+              </w:rPr>
+              <w:t>run_and_time</w:t>
+            </w:r>
+            <w:r>
+              <w:rPr>
+                <w:rFonts w:ascii="Arial" w:hAnsi="Arial" w:cs="Arial" w:eastAsia="Arial"/>
+                <w:b w:val="0"/>
+                <w:i w:val="0"/>
+                <w:sz w:val="17"/>
+              </w:rPr>
+              <w:t xml:space="preserve"> cell and its '402 Payment Required … depleted your monthly included credits' error.</w:t>
             </w:r>
           </w:p>
           <w:p>
@@ -4609,7 +4894,7 @@
                 <w:i/>
                 <w:sz w:val="15"/>
               </w:rPr>
-              <w:t>Lab 2/screenshots/2.6_local_model.png</w:t>
+              <w:t>Lab 2/screenshots/2.6_cloud_vs_local_402.png</w:t>
             </w:r>
             <w:r>
               <w:rPr>
@@ -4654,7 +4939,7 @@
           <w:i/>
           <w:sz w:val="17"/>
         </w:rPr>
-        <w:t>Screenshot 2.6 – Notebook – local model (TransformersModel)</w:t>
+        <w:t>Screenshot 2.6 – Notebook – cloud vs local, 402 error</w:t>
       </w:r>
     </w:p>
     <w:tbl>
@@ -4703,7 +4988,7 @@
                 <w:i w:val="0"/>
                 <w:sz w:val="19"/>
               </w:rPr>
-              <w:t>Notebook – cloud vs local</w:t>
+              <w:t>GradioUI chat</w:t>
             </w:r>
           </w:p>
           <w:p>
@@ -4718,7 +5003,7 @@
                 <w:i w:val="0"/>
                 <w:sz w:val="17"/>
               </w:rPr>
-              <w:t>What to capture: the step 6 'Cloud: …s' / 'Local: …s' lines and the comparison table under them.</w:t>
+              <w:t>What to capture: the GradioUI page at http://127.0.0.1:7860 with your message (and the reply or the error).</w:t>
             </w:r>
           </w:p>
           <w:p>
@@ -4742,7 +5027,7 @@
                 <w:i/>
                 <w:sz w:val="15"/>
               </w:rPr>
-              <w:t>Lab 2/screenshots/2.7_cloud_vs_local.png</w:t>
+              <w:t>Lab 2/screenshots/2.7_gradio_ui.png</w:t>
             </w:r>
             <w:r>
               <w:rPr>
@@ -4787,7 +5072,7 @@
           <w:i/>
           <w:sz w:val="17"/>
         </w:rPr>
-        <w:t>Screenshot 2.7 – Notebook – cloud vs local</w:t>
+        <w:t>Screenshot 2.7 – GradioUI chat</w:t>
       </w:r>
     </w:p>
     <w:tbl>
@@ -4836,7 +5121,7 @@
                 <w:i w:val="0"/>
                 <w:sz w:val="19"/>
               </w:rPr>
-              <w:t>GradioUI chat in the browser</w:t>
+              <w:t>Notebook – checkpoint answers</w:t>
             </w:r>
           </w:p>
           <w:p>
@@ -4851,7 +5136,7 @@
                 <w:i w:val="0"/>
                 <w:sz w:val="17"/>
               </w:rPr>
-              <w:t>What to capture: http://127.0.0.1:7860 (or the link the notebook printed) after asking the agent something that needs a search – the steps and the final answer should be visible.</w:t>
+              <w:t>What to capture: the 'Checkpoint questions' cell at the end of the notebook.</w:t>
             </w:r>
           </w:p>
           <w:p>
@@ -4875,7 +5160,7 @@
                 <w:i/>
                 <w:sz w:val="15"/>
               </w:rPr>
-              <w:t>Lab 2/screenshots/2.8_gradio_ui.png</w:t>
+              <w:t>Lab 2/screenshots/2.8_checkpoint.png</w:t>
             </w:r>
             <w:r>
               <w:rPr>
@@ -4920,7 +5205,7 @@
           <w:i/>
           <w:sz w:val="17"/>
         </w:rPr>
-        <w:t>Screenshot 2.8 – GradioUI chat in the browser</w:t>
+        <w:t>Screenshot 2.8 – Notebook – checkpoint answers</w:t>
       </w:r>
     </w:p>
     <w:p>
@@ -4949,7 +5234,43 @@
           <w:i w:val="0"/>
           <w:sz w:val="18"/>
         </w:rPr>
-        <w:t>The notebook has the working agent (web search + memory) run on both models and in GradioUI. This is the summary of my run.</w:t>
+        <w:t xml:space="preserve">Same </w:t>
+      </w:r>
+      <w:r>
+        <w:rPr>
+          <w:rFonts w:ascii="Consolas" w:hAnsi="Consolas" w:cs="Consolas" w:eastAsia="Consolas"/>
+          <w:b w:val="0"/>
+          <w:i w:val="0"/>
+          <w:sz w:val="17"/>
+        </w:rPr>
+        <w:t>CodeAgent</w:t>
+      </w:r>
+      <w:r>
+        <w:rPr>
+          <w:rFonts w:ascii="Arial" w:hAnsi="Arial" w:cs="Arial" w:eastAsia="Arial"/>
+          <w:b w:val="0"/>
+          <w:i w:val="0"/>
+          <w:sz w:val="18"/>
+        </w:rPr>
+        <w:t xml:space="preserve">, same </w:t>
+      </w:r>
+      <w:r>
+        <w:rPr>
+          <w:rFonts w:ascii="Consolas" w:hAnsi="Consolas" w:cs="Consolas" w:eastAsia="Consolas"/>
+          <w:b w:val="0"/>
+          <w:i w:val="0"/>
+          <w:sz w:val="17"/>
+        </w:rPr>
+        <w:t>DuckDuckGoSearchTool</w:t>
+      </w:r>
+      <w:r>
+        <w:rPr>
+          <w:rFonts w:ascii="Arial" w:hAnsi="Arial" w:cs="Arial" w:eastAsia="Arial"/>
+          <w:b w:val="0"/>
+          <w:i w:val="0"/>
+          <w:sz w:val="18"/>
+        </w:rPr>
+        <w:t>, same task ('search for the current population of Melbourne, then calculate 15%') – only the model line changed. Numbers are from my notebook's step logs.</w:t>
       </w:r>
     </w:p>
     <w:tbl>
@@ -4968,11 +5289,9 @@
         <w:tblLook w:firstColumn="1" w:firstRow="1" w:lastColumn="0" w:lastRow="0" w:noHBand="0" w:noVBand="1" w:val="04A0"/>
       </w:tblPr>
       <w:tblGrid>
-        <w:gridCol w:w="1765"/>
-        <w:gridCol w:w="1800"/>
-        <w:gridCol w:w="1800"/>
-        <w:gridCol w:w="1800"/>
-        <w:gridCol w:w="1800"/>
+        <w:gridCol w:w="2165"/>
+        <w:gridCol w:w="3400"/>
+        <w:gridCol w:w="3400"/>
       </w:tblGrid>
       <w:tr>
         <w:trPr>
@@ -4980,7 +5299,7 @@
         </w:trPr>
         <w:tc>
           <w:tcPr>
-            <w:tcW w:type="dxa" w:w="1805"/>
+            <w:tcW w:type="dxa" w:w="3009"/>
             <w:shd w:val="clear" w:color="auto" w:fill="DEEAF6"/>
           </w:tcPr>
           <w:p>
@@ -4991,7 +5310,7 @@
         </w:tc>
         <w:tc>
           <w:tcPr>
-            <w:tcW w:type="dxa" w:w="1805"/>
+            <w:tcW w:type="dxa" w:w="3009"/>
             <w:shd w:val="clear" w:color="auto" w:fill="DEEAF6"/>
           </w:tcPr>
           <w:p>
@@ -5005,13 +5324,13 @@
                 <w:i w:val="0"/>
                 <w:sz w:val="17"/>
               </w:rPr>
-              <w:t>Melbourne 15% – cloud</w:t>
-            </w:r>
-          </w:p>
-        </w:tc>
-        <w:tc>
-          <w:tcPr>
-            <w:tcW w:type="dxa" w:w="1805"/>
+              <w:t>Cloud – Llama-3.3-70B (Hugging Face)</w:t>
+            </w:r>
+          </w:p>
+        </w:tc>
+        <w:tc>
+          <w:tcPr>
+            <w:tcW w:type="dxa" w:w="3009"/>
             <w:shd w:val="clear" w:color="auto" w:fill="DEEAF6"/>
           </w:tcPr>
           <w:p>
@@ -5025,47 +5344,7 @@
                 <w:i w:val="0"/>
                 <w:sz w:val="17"/>
               </w:rPr>
-              <w:t>Melbourne 15% – local</w:t>
-            </w:r>
-          </w:p>
-        </w:tc>
-        <w:tc>
-          <w:tcPr>
-            <w:tcW w:type="dxa" w:w="1805"/>
-            <w:shd w:val="clear" w:color="auto" w:fill="DEEAF6"/>
-          </w:tcPr>
-          <w:p>
-            <w:pPr>
-              <w:spacing w:before="40" w:after="40"/>
-            </w:pPr>
-            <w:r>
-              <w:rPr>
-                <w:rFonts w:ascii="Arial" w:hAnsi="Arial" w:cs="Arial" w:eastAsia="Arial"/>
-                <w:b/>
-                <w:i w:val="0"/>
-                <w:sz w:val="17"/>
-              </w:rPr>
-              <w:t>Weather – cloud</w:t>
-            </w:r>
-          </w:p>
-        </w:tc>
-        <w:tc>
-          <w:tcPr>
-            <w:tcW w:type="dxa" w:w="1805"/>
-            <w:shd w:val="clear" w:color="auto" w:fill="DEEAF6"/>
-          </w:tcPr>
-          <w:p>
-            <w:pPr>
-              <w:spacing w:before="40" w:after="40"/>
-            </w:pPr>
-            <w:r>
-              <w:rPr>
-                <w:rFonts w:ascii="Arial" w:hAnsi="Arial" w:cs="Arial" w:eastAsia="Arial"/>
-                <w:b/>
-                <w:i w:val="0"/>
-                <w:sz w:val="17"/>
-              </w:rPr>
-              <w:t>Weather – local</w:t>
+              <w:t>Local – Qwen2.5-1.5B (TransformersModel)</w:t>
             </w:r>
           </w:p>
         </w:tc>
@@ -5076,7 +5355,7 @@
         </w:trPr>
         <w:tc>
           <w:tcPr>
-            <w:tcW w:type="dxa" w:w="1805"/>
+            <w:tcW w:type="dxa" w:w="3009"/>
           </w:tcPr>
           <w:p>
             <w:pPr>
@@ -5095,7 +5374,7 @@
         </w:tc>
         <w:tc>
           <w:tcPr>
-            <w:tcW w:type="dxa" w:w="1805"/>
+            <w:tcW w:type="dxa" w:w="3009"/>
           </w:tcPr>
           <w:p>
             <w:pPr>
@@ -5104,18 +5383,26 @@
             <w:r>
               <w:rPr>
                 <w:rFonts w:ascii="Arial" w:hAnsi="Arial" w:cs="Arial" w:eastAsia="Arial"/>
-                <w:b w:val="0"/>
-                <w:i w:val="0"/>
-                <w:sz w:val="17"/>
-                <w:highlight w:val="yellow"/>
-              </w:rPr>
-              <w:t>run the notebook</w:t>
-            </w:r>
-          </w:p>
-        </w:tc>
-        <w:tc>
-          <w:tcPr>
-            <w:tcW w:type="dxa" w:w="1805"/>
+                <w:b/>
+                <w:i w:val="0"/>
+                <w:sz w:val="17"/>
+              </w:rPr>
+              <w:t>Yes</w:t>
+            </w:r>
+            <w:r>
+              <w:rPr>
+                <w:rFonts w:ascii="Arial" w:hAnsi="Arial" w:cs="Arial" w:eastAsia="Arial"/>
+                <w:b w:val="0"/>
+                <w:i w:val="0"/>
+                <w:sz w:val="17"/>
+              </w:rPr>
+              <w:t xml:space="preserve"> – final answer 795,000</w:t>
+            </w:r>
+          </w:p>
+        </w:tc>
+        <w:tc>
+          <w:tcPr>
+            <w:tcW w:type="dxa" w:w="3009"/>
           </w:tcPr>
           <w:p>
             <w:pPr>
@@ -5124,52 +5411,20 @@
             <w:r>
               <w:rPr>
                 <w:rFonts w:ascii="Arial" w:hAnsi="Arial" w:cs="Arial" w:eastAsia="Arial"/>
-                <w:b w:val="0"/>
-                <w:i w:val="0"/>
-                <w:sz w:val="17"/>
-                <w:highlight w:val="yellow"/>
-              </w:rPr>
-              <w:t>run the notebook</w:t>
-            </w:r>
-          </w:p>
-        </w:tc>
-        <w:tc>
-          <w:tcPr>
-            <w:tcW w:type="dxa" w:w="1805"/>
-          </w:tcPr>
-          <w:p>
-            <w:pPr>
-              <w:spacing w:before="40" w:after="40"/>
-            </w:pPr>
-            <w:r>
-              <w:rPr>
-                <w:rFonts w:ascii="Arial" w:hAnsi="Arial" w:cs="Arial" w:eastAsia="Arial"/>
-                <w:b w:val="0"/>
-                <w:i w:val="0"/>
-                <w:sz w:val="17"/>
-                <w:highlight w:val="yellow"/>
-              </w:rPr>
-              <w:t>run the notebook</w:t>
-            </w:r>
-          </w:p>
-        </w:tc>
-        <w:tc>
-          <w:tcPr>
-            <w:tcW w:type="dxa" w:w="1805"/>
-          </w:tcPr>
-          <w:p>
-            <w:pPr>
-              <w:spacing w:before="40" w:after="40"/>
-            </w:pPr>
-            <w:r>
-              <w:rPr>
-                <w:rFonts w:ascii="Arial" w:hAnsi="Arial" w:cs="Arial" w:eastAsia="Arial"/>
-                <w:b w:val="0"/>
-                <w:i w:val="0"/>
-                <w:sz w:val="17"/>
-                <w:highlight w:val="yellow"/>
-              </w:rPr>
-              <w:t>run the notebook</w:t>
+                <w:b/>
+                <w:i w:val="0"/>
+                <w:sz w:val="17"/>
+              </w:rPr>
+              <w:t>No</w:t>
+            </w:r>
+            <w:r>
+              <w:rPr>
+                <w:rFonts w:ascii="Arial" w:hAnsi="Arial" w:cs="Arial" w:eastAsia="Arial"/>
+                <w:b w:val="0"/>
+                <w:i w:val="0"/>
+                <w:sz w:val="17"/>
+              </w:rPr>
+              <w:t xml:space="preserve"> – I stopped it after 16 steps</w:t>
             </w:r>
           </w:p>
         </w:tc>
@@ -5180,7 +5435,7 @@
         </w:trPr>
         <w:tc>
           <w:tcPr>
-            <w:tcW w:type="dxa" w:w="1805"/>
+            <w:tcW w:type="dxa" w:w="3009"/>
           </w:tcPr>
           <w:p>
             <w:pPr>
@@ -5193,13 +5448,13 @@
                 <w:i w:val="0"/>
                 <w:sz w:val="17"/>
               </w:rPr>
-              <w:t>Cycles (Thought → Code → Observation)</w:t>
-            </w:r>
-          </w:p>
-        </w:tc>
-        <w:tc>
-          <w:tcPr>
-            <w:tcW w:type="dxa" w:w="1805"/>
+              <w:t>Thought → Code → Observation cycles</w:t>
+            </w:r>
+          </w:p>
+        </w:tc>
+        <w:tc>
+          <w:tcPr>
+            <w:tcW w:type="dxa" w:w="3009"/>
           </w:tcPr>
           <w:p>
             <w:pPr>
@@ -5211,15 +5466,14 @@
                 <w:b w:val="0"/>
                 <w:i w:val="0"/>
                 <w:sz w:val="17"/>
-                <w:highlight w:val="yellow"/>
-              </w:rPr>
-              <w:t>run the notebook</w:t>
-            </w:r>
-          </w:p>
-        </w:tc>
-        <w:tc>
-          <w:tcPr>
-            <w:tcW w:type="dxa" w:w="1805"/>
+              </w:rPr>
+              <w:t>3 (search → calculate → final_answer)</w:t>
+            </w:r>
+          </w:p>
+        </w:tc>
+        <w:tc>
+          <w:tcPr>
+            <w:tcW w:type="dxa" w:w="3009"/>
           </w:tcPr>
           <w:p>
             <w:pPr>
@@ -5231,49 +5485,8 @@
                 <w:b w:val="0"/>
                 <w:i w:val="0"/>
                 <w:sz w:val="17"/>
-                <w:highlight w:val="yellow"/>
-              </w:rPr>
-              <w:t>run the notebook</w:t>
-            </w:r>
-          </w:p>
-        </w:tc>
-        <w:tc>
-          <w:tcPr>
-            <w:tcW w:type="dxa" w:w="1805"/>
-          </w:tcPr>
-          <w:p>
-            <w:pPr>
-              <w:spacing w:before="40" w:after="40"/>
-            </w:pPr>
-            <w:r>
-              <w:rPr>
-                <w:rFonts w:ascii="Arial" w:hAnsi="Arial" w:cs="Arial" w:eastAsia="Arial"/>
-                <w:b w:val="0"/>
-                <w:i w:val="0"/>
-                <w:sz w:val="17"/>
-                <w:highlight w:val="yellow"/>
-              </w:rPr>
-              <w:t>run the notebook</w:t>
-            </w:r>
-          </w:p>
-        </w:tc>
-        <w:tc>
-          <w:tcPr>
-            <w:tcW w:type="dxa" w:w="1805"/>
-          </w:tcPr>
-          <w:p>
-            <w:pPr>
-              <w:spacing w:before="40" w:after="40"/>
-            </w:pPr>
-            <w:r>
-              <w:rPr>
-                <w:rFonts w:ascii="Arial" w:hAnsi="Arial" w:cs="Arial" w:eastAsia="Arial"/>
-                <w:b w:val="0"/>
-                <w:i w:val="0"/>
-                <w:sz w:val="17"/>
-                <w:highlight w:val="yellow"/>
-              </w:rPr>
-              <w:t>run the notebook</w:t>
+              </w:rPr>
+              <w:t>16 – step 1 searched, steps 2–15 were all 'Error in code parsing'</w:t>
             </w:r>
           </w:p>
         </w:tc>
@@ -5284,7 +5497,7 @@
         </w:trPr>
         <w:tc>
           <w:tcPr>
-            <w:tcW w:type="dxa" w:w="1805"/>
+            <w:tcW w:type="dxa" w:w="3009"/>
           </w:tcPr>
           <w:p>
             <w:pPr>
@@ -5303,7 +5516,7 @@
         </w:tc>
         <w:tc>
           <w:tcPr>
-            <w:tcW w:type="dxa" w:w="1805"/>
+            <w:tcW w:type="dxa" w:w="3009"/>
           </w:tcPr>
           <w:p>
             <w:pPr>
@@ -5315,15 +5528,32 @@
                 <w:b w:val="0"/>
                 <w:i w:val="0"/>
                 <w:sz w:val="17"/>
-                <w:highlight w:val="yellow"/>
-              </w:rPr>
-              <w:t>run the notebook</w:t>
-            </w:r>
-          </w:p>
-        </w:tc>
-        <w:tc>
-          <w:tcPr>
-            <w:tcW w:type="dxa" w:w="1805"/>
+              </w:rPr>
+              <w:t xml:space="preserve">about </w:t>
+            </w:r>
+            <w:r>
+              <w:rPr>
+                <w:rFonts w:ascii="Arial" w:hAnsi="Arial" w:cs="Arial" w:eastAsia="Arial"/>
+                <w:b/>
+                <w:i w:val="0"/>
+                <w:sz w:val="17"/>
+              </w:rPr>
+              <w:t>6 s</w:t>
+            </w:r>
+            <w:r>
+              <w:rPr>
+                <w:rFonts w:ascii="Arial" w:hAnsi="Arial" w:cs="Arial" w:eastAsia="Arial"/>
+                <w:b w:val="0"/>
+                <w:i w:val="0"/>
+                <w:sz w:val="17"/>
+              </w:rPr>
+              <w:t xml:space="preserve"> (2.83 + 1.74 + 1.43 s)</w:t>
+            </w:r>
+          </w:p>
+        </w:tc>
+        <w:tc>
+          <w:tcPr>
+            <w:tcW w:type="dxa" w:w="3009"/>
           </w:tcPr>
           <w:p>
             <w:pPr>
@@ -5335,49 +5565,26 @@
                 <w:b w:val="0"/>
                 <w:i w:val="0"/>
                 <w:sz w:val="17"/>
-                <w:highlight w:val="yellow"/>
-              </w:rPr>
-              <w:t>run the notebook</w:t>
-            </w:r>
-          </w:p>
-        </w:tc>
-        <w:tc>
-          <w:tcPr>
-            <w:tcW w:type="dxa" w:w="1805"/>
-          </w:tcPr>
-          <w:p>
-            <w:pPr>
-              <w:spacing w:before="40" w:after="40"/>
-            </w:pPr>
-            <w:r>
-              <w:rPr>
-                <w:rFonts w:ascii="Arial" w:hAnsi="Arial" w:cs="Arial" w:eastAsia="Arial"/>
-                <w:b w:val="0"/>
-                <w:i w:val="0"/>
-                <w:sz w:val="17"/>
-                <w:highlight w:val="yellow"/>
-              </w:rPr>
-              <w:t>run the notebook</w:t>
-            </w:r>
-          </w:p>
-        </w:tc>
-        <w:tc>
-          <w:tcPr>
-            <w:tcW w:type="dxa" w:w="1805"/>
-          </w:tcPr>
-          <w:p>
-            <w:pPr>
-              <w:spacing w:before="40" w:after="40"/>
-            </w:pPr>
-            <w:r>
-              <w:rPr>
-                <w:rFonts w:ascii="Arial" w:hAnsi="Arial" w:cs="Arial" w:eastAsia="Arial"/>
-                <w:b w:val="0"/>
-                <w:i w:val="0"/>
-                <w:sz w:val="17"/>
-                <w:highlight w:val="yellow"/>
-              </w:rPr>
-              <w:t>run the notebook</w:t>
+              </w:rPr>
+              <w:t xml:space="preserve">about </w:t>
+            </w:r>
+            <w:r>
+              <w:rPr>
+                <w:rFonts w:ascii="Arial" w:hAnsi="Arial" w:cs="Arial" w:eastAsia="Arial"/>
+                <w:b/>
+                <w:i w:val="0"/>
+                <w:sz w:val="17"/>
+              </w:rPr>
+              <w:t>73 min</w:t>
+            </w:r>
+            <w:r>
+              <w:rPr>
+                <w:rFonts w:ascii="Arial" w:hAnsi="Arial" w:cs="Arial" w:eastAsia="Arial"/>
+                <w:b w:val="0"/>
+                <w:i w:val="0"/>
+                <w:sz w:val="17"/>
+              </w:rPr>
+              <w:t xml:space="preserve"> (105–362 s per step)</w:t>
             </w:r>
           </w:p>
         </w:tc>
@@ -5388,7 +5595,7 @@
         </w:trPr>
         <w:tc>
           <w:tcPr>
-            <w:tcW w:type="dxa" w:w="1805"/>
+            <w:tcW w:type="dxa" w:w="3009"/>
           </w:tcPr>
           <w:p>
             <w:pPr>
@@ -5401,13 +5608,13 @@
                 <w:i w:val="0"/>
                 <w:sz w:val="17"/>
               </w:rPr>
-              <w:t>Web searches</w:t>
-            </w:r>
-          </w:p>
-        </w:tc>
-        <w:tc>
-          <w:tcPr>
-            <w:tcW w:type="dxa" w:w="1805"/>
+              <w:t>Tokens in / out</w:t>
+            </w:r>
+          </w:p>
+        </w:tc>
+        <w:tc>
+          <w:tcPr>
+            <w:tcW w:type="dxa" w:w="3009"/>
           </w:tcPr>
           <w:p>
             <w:pPr>
@@ -5419,15 +5626,14 @@
                 <w:b w:val="0"/>
                 <w:i w:val="0"/>
                 <w:sz w:val="17"/>
-                <w:highlight w:val="yellow"/>
-              </w:rPr>
-              <w:t>run the notebook</w:t>
-            </w:r>
-          </w:p>
-        </w:tc>
-        <w:tc>
-          <w:tcPr>
-            <w:tcW w:type="dxa" w:w="1805"/>
+              </w:rPr>
+              <w:t>8,226 / 178</w:t>
+            </w:r>
+          </w:p>
+        </w:tc>
+        <w:tc>
+          <w:tcPr>
+            <w:tcW w:type="dxa" w:w="3009"/>
           </w:tcPr>
           <w:p>
             <w:pPr>
@@ -5439,49 +5645,8 @@
                 <w:b w:val="0"/>
                 <w:i w:val="0"/>
                 <w:sz w:val="17"/>
-                <w:highlight w:val="yellow"/>
-              </w:rPr>
-              <w:t>run the notebook</w:t>
-            </w:r>
-          </w:p>
-        </w:tc>
-        <w:tc>
-          <w:tcPr>
-            <w:tcW w:type="dxa" w:w="1805"/>
-          </w:tcPr>
-          <w:p>
-            <w:pPr>
-              <w:spacing w:before="40" w:after="40"/>
-            </w:pPr>
-            <w:r>
-              <w:rPr>
-                <w:rFonts w:ascii="Arial" w:hAnsi="Arial" w:cs="Arial" w:eastAsia="Arial"/>
-                <w:b w:val="0"/>
-                <w:i w:val="0"/>
-                <w:sz w:val="17"/>
-                <w:highlight w:val="yellow"/>
-              </w:rPr>
-              <w:t>run the notebook</w:t>
-            </w:r>
-          </w:p>
-        </w:tc>
-        <w:tc>
-          <w:tcPr>
-            <w:tcW w:type="dxa" w:w="1805"/>
-          </w:tcPr>
-          <w:p>
-            <w:pPr>
-              <w:spacing w:before="40" w:after="40"/>
-            </w:pPr>
-            <w:r>
-              <w:rPr>
-                <w:rFonts w:ascii="Arial" w:hAnsi="Arial" w:cs="Arial" w:eastAsia="Arial"/>
-                <w:b w:val="0"/>
-                <w:i w:val="0"/>
-                <w:sz w:val="17"/>
-                <w:highlight w:val="yellow"/>
-              </w:rPr>
-              <w:t>run the notebook</w:t>
+              </w:rPr>
+              <w:t>76,950 / 1,128 (by step 15)</w:t>
             </w:r>
           </w:p>
         </w:tc>
@@ -5492,7 +5657,7 @@
         </w:trPr>
         <w:tc>
           <w:tcPr>
-            <w:tcW w:type="dxa" w:w="1805"/>
+            <w:tcW w:type="dxa" w:w="3009"/>
           </w:tcPr>
           <w:p>
             <w:pPr>
@@ -5505,13 +5670,13 @@
                 <w:i w:val="0"/>
                 <w:sz w:val="17"/>
               </w:rPr>
-              <w:t>Tokens in / out</w:t>
-            </w:r>
-          </w:p>
-        </w:tc>
-        <w:tc>
-          <w:tcPr>
-            <w:tcW w:type="dxa" w:w="1805"/>
+              <w:t>Web searches</w:t>
+            </w:r>
+          </w:p>
+        </w:tc>
+        <w:tc>
+          <w:tcPr>
+            <w:tcW w:type="dxa" w:w="3009"/>
           </w:tcPr>
           <w:p>
             <w:pPr>
@@ -5523,15 +5688,14 @@
                 <w:b w:val="0"/>
                 <w:i w:val="0"/>
                 <w:sz w:val="17"/>
-                <w:highlight w:val="yellow"/>
-              </w:rPr>
-              <w:t>run the notebook</w:t>
-            </w:r>
-          </w:p>
-        </w:tc>
-        <w:tc>
-          <w:tcPr>
-            <w:tcW w:type="dxa" w:w="1805"/>
+              </w:rPr>
+              <w:t>1 (DuckDuckGo)</w:t>
+            </w:r>
+          </w:p>
+        </w:tc>
+        <w:tc>
+          <w:tcPr>
+            <w:tcW w:type="dxa" w:w="3009"/>
           </w:tcPr>
           <w:p>
             <w:pPr>
@@ -5543,49 +5707,8 @@
                 <w:b w:val="0"/>
                 <w:i w:val="0"/>
                 <w:sz w:val="17"/>
-                <w:highlight w:val="yellow"/>
-              </w:rPr>
-              <w:t>run the notebook</w:t>
-            </w:r>
-          </w:p>
-        </w:tc>
-        <w:tc>
-          <w:tcPr>
-            <w:tcW w:type="dxa" w:w="1805"/>
-          </w:tcPr>
-          <w:p>
-            <w:pPr>
-              <w:spacing w:before="40" w:after="40"/>
-            </w:pPr>
-            <w:r>
-              <w:rPr>
-                <w:rFonts w:ascii="Arial" w:hAnsi="Arial" w:cs="Arial" w:eastAsia="Arial"/>
-                <w:b w:val="0"/>
-                <w:i w:val="0"/>
-                <w:sz w:val="17"/>
-                <w:highlight w:val="yellow"/>
-              </w:rPr>
-              <w:t>run the notebook</w:t>
-            </w:r>
-          </w:p>
-        </w:tc>
-        <w:tc>
-          <w:tcPr>
-            <w:tcW w:type="dxa" w:w="1805"/>
-          </w:tcPr>
-          <w:p>
-            <w:pPr>
-              <w:spacing w:before="40" w:after="40"/>
-            </w:pPr>
-            <w:r>
-              <w:rPr>
-                <w:rFonts w:ascii="Arial" w:hAnsi="Arial" w:cs="Arial" w:eastAsia="Arial"/>
-                <w:b w:val="0"/>
-                <w:i w:val="0"/>
-                <w:sz w:val="17"/>
-                <w:highlight w:val="yellow"/>
-              </w:rPr>
-              <w:t>run the notebook</w:t>
+              </w:rPr>
+              <w:t>1 (DuckDuckGo)</w:t>
             </w:r>
           </w:p>
         </w:tc>
@@ -5596,7 +5719,7 @@
         </w:trPr>
         <w:tc>
           <w:tcPr>
-            <w:tcW w:type="dxa" w:w="1805"/>
+            <w:tcW w:type="dxa" w:w="3009"/>
           </w:tcPr>
           <w:p>
             <w:pPr>
@@ -5609,13 +5732,13 @@
                 <w:i w:val="0"/>
                 <w:sz w:val="17"/>
               </w:rPr>
-              <w:t>Final answer</w:t>
-            </w:r>
-          </w:p>
-        </w:tc>
-        <w:tc>
-          <w:tcPr>
-            <w:tcW w:type="dxa" w:w="1805"/>
+              <w:t>Answer</w:t>
+            </w:r>
+          </w:p>
+        </w:tc>
+        <w:tc>
+          <w:tcPr>
+            <w:tcW w:type="dxa" w:w="3009"/>
           </w:tcPr>
           <w:p>
             <w:pPr>
@@ -5627,15 +5750,14 @@
                 <w:b w:val="0"/>
                 <w:i w:val="0"/>
                 <w:sz w:val="17"/>
-                <w:highlight w:val="yellow"/>
-              </w:rPr>
-              <w:t>run the notebook</w:t>
-            </w:r>
-          </w:p>
-        </w:tc>
-        <w:tc>
-          <w:tcPr>
-            <w:tcW w:type="dxa" w:w="1805"/>
+              </w:rPr>
+              <w:t>795,000 = 15% of 5.3 million (one of the numbers in the search results)</w:t>
+            </w:r>
+          </w:p>
+        </w:tc>
+        <w:tc>
+          <w:tcPr>
+            <w:tcW w:type="dxa" w:w="3009"/>
           </w:tcPr>
           <w:p>
             <w:pPr>
@@ -5647,15 +5769,19 @@
                 <w:b w:val="0"/>
                 <w:i w:val="0"/>
                 <w:sz w:val="17"/>
-                <w:highlight w:val="yellow"/>
-              </w:rPr>
-              <w:t>run the notebook</w:t>
-            </w:r>
-          </w:p>
-        </w:tc>
-        <w:tc>
-          <w:tcPr>
-            <w:tcW w:type="dxa" w:w="1805"/>
+              </w:rPr>
+              <w:t>none – its first try (5,350,705 × 0.15 = 802,605.75) was in the wrong code format</w:t>
+            </w:r>
+          </w:p>
+        </w:tc>
+      </w:tr>
+      <w:tr>
+        <w:trPr>
+          <w:cantSplit/>
+        </w:trPr>
+        <w:tc>
+          <w:tcPr>
+            <w:tcW w:type="dxa" w:w="3009"/>
           </w:tcPr>
           <w:p>
             <w:pPr>
@@ -5664,18 +5790,17 @@
             <w:r>
               <w:rPr>
                 <w:rFonts w:ascii="Arial" w:hAnsi="Arial" w:cs="Arial" w:eastAsia="Arial"/>
-                <w:b w:val="0"/>
-                <w:i w:val="0"/>
-                <w:sz w:val="17"/>
-                <w:highlight w:val="yellow"/>
-              </w:rPr>
-              <w:t>run the notebook</w:t>
-            </w:r>
-          </w:p>
-        </w:tc>
-        <w:tc>
-          <w:tcPr>
-            <w:tcW w:type="dxa" w:w="1805"/>
+                <w:b/>
+                <w:i w:val="0"/>
+                <w:sz w:val="17"/>
+              </w:rPr>
+              <w:t>Weather question (step 6)</w:t>
+            </w:r>
+          </w:p>
+        </w:tc>
+        <w:tc>
+          <w:tcPr>
+            <w:tcW w:type="dxa" w:w="3009"/>
           </w:tcPr>
           <w:p>
             <w:pPr>
@@ -5687,9 +5812,89 @@
                 <w:b w:val="0"/>
                 <w:i w:val="0"/>
                 <w:sz w:val="17"/>
-                <w:highlight w:val="yellow"/>
-              </w:rPr>
-              <w:t>run the notebook</w:t>
+              </w:rPr>
+              <w:t>failed – '402 Payment Required', my free monthly HF credits were used up</w:t>
+            </w:r>
+          </w:p>
+        </w:tc>
+        <w:tc>
+          <w:tcPr>
+            <w:tcW w:type="dxa" w:w="3009"/>
+          </w:tcPr>
+          <w:p>
+            <w:pPr>
+              <w:spacing w:before="40" w:after="40"/>
+            </w:pPr>
+            <w:r>
+              <w:rPr>
+                <w:rFonts w:ascii="Arial" w:hAnsi="Arial" w:cs="Arial" w:eastAsia="Arial"/>
+                <w:b w:val="0"/>
+                <w:i w:val="0"/>
+                <w:sz w:val="17"/>
+              </w:rPr>
+              <w:t>didn't run – the cell stopped at the cloud error</w:t>
+            </w:r>
+          </w:p>
+        </w:tc>
+      </w:tr>
+      <w:tr>
+        <w:trPr>
+          <w:cantSplit/>
+        </w:trPr>
+        <w:tc>
+          <w:tcPr>
+            <w:tcW w:type="dxa" w:w="3009"/>
+          </w:tcPr>
+          <w:p>
+            <w:pPr>
+              <w:spacing w:before="40" w:after="40"/>
+            </w:pPr>
+            <w:r>
+              <w:rPr>
+                <w:rFonts w:ascii="Arial" w:hAnsi="Arial" w:cs="Arial" w:eastAsia="Arial"/>
+                <w:b/>
+                <w:i w:val="0"/>
+                <w:sz w:val="17"/>
+              </w:rPr>
+              <w:t>Cost</w:t>
+            </w:r>
+          </w:p>
+        </w:tc>
+        <w:tc>
+          <w:tcPr>
+            <w:tcW w:type="dxa" w:w="3009"/>
+          </w:tcPr>
+          <w:p>
+            <w:pPr>
+              <w:spacing w:before="40" w:after="40"/>
+            </w:pPr>
+            <w:r>
+              <w:rPr>
+                <w:rFonts w:ascii="Arial" w:hAnsi="Arial" w:cs="Arial" w:eastAsia="Arial"/>
+                <w:b w:val="0"/>
+                <w:i w:val="0"/>
+                <w:sz w:val="17"/>
+              </w:rPr>
+              <w:t>free monthly credits (and then they ran out)</w:t>
+            </w:r>
+          </w:p>
+        </w:tc>
+        <w:tc>
+          <w:tcPr>
+            <w:tcW w:type="dxa" w:w="3009"/>
+          </w:tcPr>
+          <w:p>
+            <w:pPr>
+              <w:spacing w:before="40" w:after="40"/>
+            </w:pPr>
+            <w:r>
+              <w:rPr>
+                <w:rFonts w:ascii="Arial" w:hAnsi="Arial" w:cs="Arial" w:eastAsia="Arial"/>
+                <w:b w:val="0"/>
+                <w:i w:val="0"/>
+                <w:sz w:val="17"/>
+              </w:rPr>
+              <w:t>free – runs on my laptop's CPU</w:t>
             </w:r>
           </w:p>
         </w:tc>
@@ -5735,9 +5940,44 @@
           <w:b w:val="0"/>
           <w:i w:val="0"/>
           <w:sz w:val="18"/>
-          <w:highlight w:val="yellow"/>
         </w:rPr>
-        <w:t>run the notebook – the answer is printed in the last cell</w:t>
+        <w:t xml:space="preserve">In Week 1 I wrote every call myself: build the prompt, call the model, read the reply, time it. smolagents did all of that plus: it wrote a long system prompt that explains the tools and the Thought → Code → Observation format (you can see it inside </w:t>
+      </w:r>
+      <w:r>
+        <w:rPr>
+          <w:rFonts w:ascii="Consolas" w:hAnsi="Consolas" w:cs="Consolas" w:eastAsia="Consolas"/>
+          <w:b w:val="0"/>
+          <w:i w:val="0"/>
+          <w:sz w:val="17"/>
+        </w:rPr>
+        <w:t>agent.memory.steps</w:t>
+      </w:r>
+      <w:r>
+        <w:rPr>
+          <w:rFonts w:ascii="Arial" w:hAnsi="Arial" w:cs="Arial" w:eastAsia="Arial"/>
+          <w:b w:val="0"/>
+          <w:i w:val="0"/>
+          <w:sz w:val="18"/>
+        </w:rPr>
+        <w:t xml:space="preserve">), pulled the code out of the model's reply, ran it, sent back what it printed, sent back error messages so the model could fix them, kept looping until </w:t>
+      </w:r>
+      <w:r>
+        <w:rPr>
+          <w:rFonts w:ascii="Consolas" w:hAnsi="Consolas" w:cs="Consolas" w:eastAsia="Consolas"/>
+          <w:b w:val="0"/>
+          <w:i w:val="0"/>
+          <w:sz w:val="17"/>
+        </w:rPr>
+        <w:t>final_answer()</w:t>
+      </w:r>
+      <w:r>
+        <w:rPr>
+          <w:rFonts w:ascii="Arial" w:hAnsi="Arial" w:cs="Arial" w:eastAsia="Arial"/>
+          <w:b w:val="0"/>
+          <w:i w:val="0"/>
+          <w:sz w:val="18"/>
+        </w:rPr>
+        <w:t xml:space="preserve"> was called, gave me a ready-made web search tool, recorded every step (time, tokens, code, output) in memory, and gave me a chat UI. Switching cloud ↔ local was one line.</w:t>
       </w:r>
     </w:p>
     <w:p>
@@ -5765,9 +6005,62 @@
           <w:b w:val="0"/>
           <w:i w:val="0"/>
           <w:sz w:val="18"/>
-          <w:highlight w:val="yellow"/>
         </w:rPr>
-        <w:t>run the notebook – the answer is printed in the last cell</w:t>
+        <w:t xml:space="preserve">Sum of 1 to 50: </w:t>
+      </w:r>
+      <w:r>
+        <w:rPr>
+          <w:rFonts w:ascii="Arial" w:hAnsi="Arial" w:cs="Arial" w:eastAsia="Arial"/>
+          <w:b/>
+          <w:i w:val="0"/>
+          <w:sz w:val="18"/>
+        </w:rPr>
+        <w:t>2 cycles</w:t>
+      </w:r>
+      <w:r>
+        <w:rPr>
+          <w:rFonts w:ascii="Arial" w:hAnsi="Arial" w:cs="Arial" w:eastAsia="Arial"/>
+          <w:b w:val="0"/>
+          <w:i w:val="0"/>
+          <w:sz w:val="18"/>
+        </w:rPr>
+        <w:t xml:space="preserve"> (work it out, then answer). Melbourne task on the cloud model: </w:t>
+      </w:r>
+      <w:r>
+        <w:rPr>
+          <w:rFonts w:ascii="Arial" w:hAnsi="Arial" w:cs="Arial" w:eastAsia="Arial"/>
+          <w:b/>
+          <w:i w:val="0"/>
+          <w:sz w:val="18"/>
+        </w:rPr>
+        <w:t>3 cycles</w:t>
+      </w:r>
+      <w:r>
+        <w:rPr>
+          <w:rFonts w:ascii="Arial" w:hAnsi="Arial" w:cs="Arial" w:eastAsia="Arial"/>
+          <w:b w:val="0"/>
+          <w:i w:val="0"/>
+          <w:sz w:val="18"/>
+        </w:rPr>
+        <w:t xml:space="preserve"> – search, calculate 15% of 5.3 million, then answer. It stopped because the code in the last cycle called </w:t>
+      </w:r>
+      <w:r>
+        <w:rPr>
+          <w:rFonts w:ascii="Consolas" w:hAnsi="Consolas" w:cs="Consolas" w:eastAsia="Consolas"/>
+          <w:b w:val="0"/>
+          <w:i w:val="0"/>
+          <w:sz w:val="17"/>
+        </w:rPr>
+        <w:t>final_answer(...)</w:t>
+      </w:r>
+      <w:r>
+        <w:rPr>
+          <w:rFonts w:ascii="Arial" w:hAnsi="Arial" w:cs="Arial" w:eastAsia="Arial"/>
+          <w:b w:val="0"/>
+          <w:i w:val="0"/>
+          <w:sz w:val="18"/>
+        </w:rPr>
+        <w:t xml:space="preserve"> – that's the signal smolagents waits for. (The local model never called it properly, so it kept going until I stopped it.)</w:t>
       </w:r>
     </w:p>
     <w:p>
@@ -5792,12 +6085,56 @@
       <w:r>
         <w:rPr>
           <w:rFonts w:ascii="Arial" w:hAnsi="Arial" w:cs="Arial" w:eastAsia="Arial"/>
+          <w:b/>
+          <w:i w:val="0"/>
+          <w:sz w:val="18"/>
+        </w:rPr>
+        <w:t>Stayed the same:</w:t>
+      </w:r>
+      <w:r>
+        <w:rPr>
+          <w:rFonts w:ascii="Arial" w:hAnsi="Arial" w:cs="Arial" w:eastAsia="Arial"/>
           <w:b w:val="0"/>
           <w:i w:val="0"/>
           <w:sz w:val="18"/>
-          <w:highlight w:val="yellow"/>
         </w:rPr>
-        <w:t>run the notebook – the answer is printed in the last cell</w:t>
+        <w:t xml:space="preserve"> the agent code, the DuckDuckGo tool, the task, the system prompt and the Thought → Code → Observation loop – only the </w:t>
+      </w:r>
+      <w:r>
+        <w:rPr>
+          <w:rFonts w:ascii="Consolas" w:hAnsi="Consolas" w:cs="Consolas" w:eastAsia="Consolas"/>
+          <w:b w:val="0"/>
+          <w:i w:val="0"/>
+          <w:sz w:val="17"/>
+        </w:rPr>
+        <w:t>model=</w:t>
+      </w:r>
+      <w:r>
+        <w:rPr>
+          <w:rFonts w:ascii="Arial" w:hAnsi="Arial" w:cs="Arial" w:eastAsia="Arial"/>
+          <w:b w:val="0"/>
+          <w:i w:val="0"/>
+          <w:sz w:val="18"/>
+        </w:rPr>
+        <w:t xml:space="preserve"> line changed. </w:t>
+      </w:r>
+      <w:r>
+        <w:rPr>
+          <w:rFonts w:ascii="Arial" w:hAnsi="Arial" w:cs="Arial" w:eastAsia="Arial"/>
+          <w:b/>
+          <w:i w:val="0"/>
+          <w:sz w:val="18"/>
+        </w:rPr>
+        <w:t>Changed:</w:t>
+      </w:r>
+      <w:r>
+        <w:rPr>
+          <w:rFonts w:ascii="Arial" w:hAnsi="Arial" w:cs="Arial" w:eastAsia="Arial"/>
+          <w:b w:val="0"/>
+          <w:i w:val="0"/>
+          <w:sz w:val="18"/>
+        </w:rPr>
+        <w:t xml:space="preserve"> speed (about 2 s per step in the cloud vs 105–362 s on my laptop) and quality – the small model couldn't follow the required code format, and it didn't use any Hugging Face credits.</w:t>
       </w:r>
     </w:p>
     <w:p>
@@ -5825,9 +6162,26 @@
           <w:b w:val="0"/>
           <w:i w:val="0"/>
           <w:sz w:val="18"/>
-          <w:highlight w:val="yellow"/>
         </w:rPr>
-        <w:t>run the notebook – the answer is printed in the last cell</w:t>
+        <w:t xml:space="preserve">Not at home. The search worked, but then it wrote its code as a markdown block (between three back-quotes) instead of inside the </w:t>
+      </w:r>
+      <w:r>
+        <w:rPr>
+          <w:rFonts w:ascii="Consolas" w:hAnsi="Consolas" w:cs="Consolas" w:eastAsia="Consolas"/>
+          <w:b w:val="0"/>
+          <w:i w:val="0"/>
+          <w:sz w:val="17"/>
+        </w:rPr>
+        <w:t>&lt;code&gt;…&lt;/code&gt;</w:t>
+      </w:r>
+      <w:r>
+        <w:rPr>
+          <w:rFonts w:ascii="Arial" w:hAnsi="Arial" w:cs="Arial" w:eastAsia="Arial"/>
+          <w:b w:val="0"/>
+          <w:i w:val="0"/>
+          <w:sz w:val="18"/>
+        </w:rPr>
+        <w:t xml:space="preserve"> tags smolagents needs, 14 times in a row, so none of it ran – it kept 'answering' with a variable that never existed. I stopped it after 16 steps (about 73 minutes). Its first attempt (5,350,705 × 0.15) was actually fine, just in the wrong format. (In the lab session it did finish.) The '402 – credits used up' error in step 6 came from the cloud model, not the local one.</w:t>
       </w:r>
     </w:p>
     <w:sectPr>
